--- a/Week2/BTLT_NMAI_23110163_Tuan2.docx
+++ b/Week2/BTLT_NMAI_23110163_Tuan2.docx
@@ -1,6 +1,6 @@
 
 <file path=word/document.xml><?xml version="1.0" encoding="utf-8"?>
-<w:document xmlns:wpc="http://schemas.microsoft.com/office/word/2010/wordprocessingCanvas" xmlns:cx="http://schemas.microsoft.com/office/drawing/2014/chartex" xmlns:cx1="http://schemas.microsoft.com/office/drawing/2015/9/8/chartex" xmlns:cx2="http://schemas.microsoft.com/office/drawing/2015/10/21/chartex" xmlns:cx3="http://schemas.microsoft.com/office/drawing/2016/5/9/chartex" xmlns:cx4="http://schemas.microsoft.com/office/drawing/2016/5/10/chartex" xmlns:cx5="http://schemas.microsoft.com/office/drawing/2016/5/11/chartex" xmlns:cx6="http://schemas.microsoft.com/office/drawing/2016/5/12/chartex" xmlns:cx7="http://schemas.microsoft.com/office/drawing/2016/5/13/chartex" xmlns:cx8="http://schemas.microsoft.com/office/drawing/2016/5/14/chartex" xmlns:mc="http://schemas.openxmlformats.org/markup-compatibility/2006" xmlns:aink="http://schemas.microsoft.com/office/drawing/2016/ink" xmlns:am3d="http://schemas.microsoft.com/office/drawing/2017/model3d" xmlns:o="urn:schemas-microsoft-com:office:office" xmlns:r="http://schemas.openxmlformats.org/officeDocument/2006/relationships" xmlns:m="http://schemas.openxmlformats.org/officeDocument/2006/math" xmlns:v="urn:schemas-microsoft-com:vml" xmlns:wp14="http://schemas.microsoft.com/office/word/2010/wordprocessingDrawing" xmlns:wp="http://schemas.openxmlformats.org/drawingml/2006/wordprocessingDrawing" xmlns:w10="urn:schemas-microsoft-com:office:word" xmlns:w="http://schemas.openxmlformats.org/wordprocessingml/2006/main" xmlns:w14="http://schemas.microsoft.com/office/word/2010/wordml" xmlns:w15="http://schemas.microsoft.com/office/word/2012/wordml" xmlns:w16cex="http://schemas.microsoft.com/office/word/2018/wordml/cex" xmlns:w16cid="http://schemas.microsoft.com/office/word/2016/wordml/cid" xmlns:w16="http://schemas.microsoft.com/office/word/2018/wordml" xmlns:w16sdtdh="http://schemas.microsoft.com/office/word/2020/wordml/sdtdatahash" xmlns:w16se="http://schemas.microsoft.com/office/word/2015/wordml/symex" xmlns:wpg="http://schemas.microsoft.com/office/word/2010/wordprocessingGroup" xmlns:wpi="http://schemas.microsoft.com/office/word/2010/wordprocessingInk" xmlns:wne="http://schemas.microsoft.com/office/word/2006/wordml" xmlns:wps="http://schemas.microsoft.com/office/word/2010/wordprocessingShape" mc:Ignorable="w14 w15 w16se w16cid w16 w16cex w16sdtdh wp14">
+<w:document xmlns:wpc="http://schemas.microsoft.com/office/word/2010/wordprocessingCanvas" xmlns:cx="http://schemas.microsoft.com/office/drawing/2014/chartex" xmlns:cx1="http://schemas.microsoft.com/office/drawing/2015/9/8/chartex" xmlns:cx2="http://schemas.microsoft.com/office/drawing/2015/10/21/chartex" xmlns:cx3="http://schemas.microsoft.com/office/drawing/2016/5/9/chartex" xmlns:cx4="http://schemas.microsoft.com/office/drawing/2016/5/10/chartex" xmlns:cx5="http://schemas.microsoft.com/office/drawing/2016/5/11/chartex" xmlns:cx6="http://schemas.microsoft.com/office/drawing/2016/5/12/chartex" xmlns:cx7="http://schemas.microsoft.com/office/drawing/2016/5/13/chartex" xmlns:cx8="http://schemas.microsoft.com/office/drawing/2016/5/14/chartex" xmlns:mc="http://schemas.openxmlformats.org/markup-compatibility/2006" xmlns:aink="http://schemas.microsoft.com/office/drawing/2016/ink" xmlns:am3d="http://schemas.microsoft.com/office/drawing/2017/model3d" xmlns:o="urn:schemas-microsoft-com:office:office" xmlns:oel="http://schemas.microsoft.com/office/2019/extlst" xmlns:r="http://schemas.openxmlformats.org/officeDocument/2006/relationships" xmlns:m="http://schemas.openxmlformats.org/officeDocument/2006/math" xmlns:v="urn:schemas-microsoft-com:vml" xmlns:wp14="http://schemas.microsoft.com/office/word/2010/wordprocessingDrawing" xmlns:wp="http://schemas.openxmlformats.org/drawingml/2006/wordprocessingDrawing" xmlns:w10="urn:schemas-microsoft-com:office:word" xmlns:w="http://schemas.openxmlformats.org/wordprocessingml/2006/main" xmlns:w14="http://schemas.microsoft.com/office/word/2010/wordml" xmlns:w15="http://schemas.microsoft.com/office/word/2012/wordml" xmlns:w16cex="http://schemas.microsoft.com/office/word/2018/wordml/cex" xmlns:w16cid="http://schemas.microsoft.com/office/word/2016/wordml/cid" xmlns:w16="http://schemas.microsoft.com/office/word/2018/wordml" xmlns:w16du="http://schemas.microsoft.com/office/word/2023/wordml/word16du" xmlns:w16sdtdh="http://schemas.microsoft.com/office/word/2020/wordml/sdtdatahash" xmlns:w16sdtfl="http://schemas.microsoft.com/office/word/2024/wordml/sdtformatlock" xmlns:w16se="http://schemas.microsoft.com/office/word/2015/wordml/symex" xmlns:wpg="http://schemas.microsoft.com/office/word/2010/wordprocessingGroup" xmlns:wpi="http://schemas.microsoft.com/office/word/2010/wordprocessingInk" xmlns:wne="http://schemas.microsoft.com/office/word/2006/wordml" xmlns:wps="http://schemas.microsoft.com/office/word/2010/wordprocessingShape" mc:Ignorable="w14 w15 w16se w16cid w16 w16cex w16sdtdh w16sdtfl w16du wp14">
   <w:body>
     <w:p>
       <w:pPr>
@@ -66,7 +66,6 @@
           <w:rFonts w:ascii="Times New Roman" w:hAnsi="Times New Roman" w:cs="Times New Roman"/>
           <w:b/>
           <w:bCs/>
-          <w:lang w:val="vi-VN"/>
         </w:rPr>
       </w:pPr>
       <w:r>
@@ -84,7 +83,15 @@
           <w:bCs/>
           <w:lang w:val="vi-VN"/>
         </w:rPr>
-        <w:t>lý thuyết tuần 2</w:t>
+        <w:t xml:space="preserve">lý thuyết tuần </w:t>
+      </w:r>
+      <w:r>
+        <w:rPr>
+          <w:rFonts w:ascii="Times New Roman" w:hAnsi="Times New Roman" w:cs="Times New Roman"/>
+          <w:b/>
+          <w:bCs/>
+        </w:rPr>
+        <w:t>3</w:t>
       </w:r>
     </w:p>
     <w:p>
@@ -115,21 +122,27 @@
     </w:p>
     <w:p>
       <w:pPr>
+        <w:jc w:val="center"/>
+        <w:rPr>
+          <w:rFonts w:ascii="Times New Roman" w:hAnsi="Times New Roman" w:cs="Times New Roman"/>
+        </w:rPr>
+      </w:pPr>
+      <w:r>
+        <w:rPr>
+          <w:rFonts w:ascii="Times New Roman" w:hAnsi="Times New Roman" w:cs="Times New Roman"/>
+        </w:rPr>
+        <w:t>Ta</w:t>
+      </w:r>
+      <w:r>
         <w:rPr>
           <w:rFonts w:ascii="Times New Roman" w:hAnsi="Times New Roman" w:cs="Times New Roman"/>
           <w:lang w:val="vi-VN"/>
         </w:rPr>
-      </w:pPr>
-      <w:r>
-        <w:rPr>
-          <w:rFonts w:ascii="Times New Roman" w:hAnsi="Times New Roman" w:cs="Times New Roman"/>
-          <w:lang w:val="vi-VN"/>
-        </w:rPr>
         <w:drawing>
-          <wp:inline distT="0" distB="0" distL="0" distR="0" wp14:anchorId="2121F008" wp14:editId="19FB6173">
-            <wp:extent cx="3624146" cy="1857375"/>
-            <wp:effectExtent l="0" t="0" r="0" b="0"/>
-            <wp:docPr id="1" name="Picture 1"/>
+          <wp:inline distT="0" distB="0" distL="0" distR="0" wp14:anchorId="31EAB2D3" wp14:editId="3BC0D910">
+            <wp:extent cx="5943600" cy="3122930"/>
+            <wp:effectExtent l="0" t="0" r="0" b="1270"/>
+            <wp:docPr id="191580159" name="Picture 1" descr="A screenshot of a computer&#10;&#10;AI-generated content may be incorrect."/>
             <wp:cNvGraphicFramePr>
               <a:graphicFrameLocks xmlns:a="http://schemas.openxmlformats.org/drawingml/2006/main" noChangeAspect="1"/>
             </wp:cNvGraphicFramePr>
@@ -137,7 +150,7 @@
               <a:graphicData uri="http://schemas.openxmlformats.org/drawingml/2006/picture">
                 <pic:pic xmlns:pic="http://schemas.openxmlformats.org/drawingml/2006/picture">
                   <pic:nvPicPr>
-                    <pic:cNvPr id="1" name=""/>
+                    <pic:cNvPr id="191580159" name="Picture 1" descr="A screenshot of a computer&#10;&#10;AI-generated content may be incorrect."/>
                     <pic:cNvPicPr/>
                   </pic:nvPicPr>
                   <pic:blipFill>
@@ -149,7 +162,7 @@
                   <pic:spPr>
                     <a:xfrm>
                       <a:off x="0" y="0"/>
-                      <a:ext cx="3625805" cy="1858225"/>
+                      <a:ext cx="5943600" cy="3122930"/>
                     </a:xfrm>
                     <a:prstGeom prst="rect">
                       <a:avLst/>
@@ -161,52 +174,105 @@
           </wp:inline>
         </w:drawing>
       </w:r>
-    </w:p>
-    <w:p>
-      <w:pPr>
-        <w:rPr>
-          <w:rFonts w:ascii="Times New Roman" w:hAnsi="Times New Roman" w:cs="Times New Roman"/>
-          <w:lang w:val="vi-VN"/>
-        </w:rPr>
-      </w:pPr>
       <w:r>
         <w:rPr>
           <w:rFonts w:ascii="Times New Roman" w:hAnsi="Times New Roman" w:cs="Times New Roman"/>
-          <w:lang w:val="vi-VN"/>
-        </w:rPr>
-        <w:t>Cách giải:</w:t>
+        </w:rPr>
+        <w:t>Bài làm</w:t>
       </w:r>
     </w:p>
     <w:p>
       <w:pPr>
-        <w:rPr>
-          <w:rFonts w:ascii="Times New Roman" w:hAnsi="Times New Roman" w:cs="Times New Roman"/>
-          <w:sz w:val="18"/>
-          <w:szCs w:val="18"/>
-          <w:lang w:val="vi-VN"/>
-        </w:rPr>
-      </w:pPr>
-    </w:p>
-    <w:p>
-      <w:pPr>
         <w:pStyle w:val="ListParagraph"/>
         <w:numPr>
           <w:ilvl w:val="0"/>
-          <w:numId w:val="19"/>
+          <w:numId w:val="21"/>
         </w:numPr>
-        <w:spacing w:line="14" w:lineRule="atLeast"/>
-        <w:rPr>
-          <w:rFonts w:ascii="Times New Roman" w:hAnsi="Times New Roman" w:cs="Times New Roman"/>
-          <w:sz w:val="18"/>
-          <w:szCs w:val="18"/>
-          <w:lang w:val="vi-VN"/>
-        </w:rPr>
-        <w:sectPr>
-          <w:pgSz w:w="12240" w:h="15840"/>
-          <w:pgMar w:top="720" w:right="1440" w:bottom="1440" w:left="1440" w:header="708" w:footer="708" w:gutter="0"/>
-          <w:cols w:space="708"/>
-          <w:docGrid w:linePitch="360"/>
-        </w:sectPr>
+        <w:rPr>
+          <w:rFonts w:ascii="Times New Roman" w:hAnsi="Times New Roman" w:cs="Times New Roman"/>
+        </w:rPr>
+      </w:pPr>
+      <w:r>
+        <w:rPr>
+          <w:rFonts w:ascii="Times New Roman" w:hAnsi="Times New Roman" w:cs="Times New Roman"/>
+        </w:rPr>
+        <w:t>Complet</w:t>
+      </w:r>
+      <w:r>
+        <w:rPr>
+          <w:rFonts w:ascii="Times New Roman" w:hAnsi="Times New Roman" w:cs="Times New Roman"/>
+        </w:rPr>
+        <w:t>e (</w:t>
+      </w:r>
+      <w:r>
+        <w:rPr>
+          <w:rFonts w:ascii="Times New Roman" w:hAnsi="Times New Roman" w:cs="Times New Roman"/>
+        </w:rPr>
+        <w:t>does it always find a solution if one exists?</w:t>
+      </w:r>
+      <w:r>
+        <w:rPr>
+          <w:rFonts w:ascii="Times New Roman" w:hAnsi="Times New Roman" w:cs="Times New Roman"/>
+        </w:rPr>
+        <w:t>):</w:t>
+      </w:r>
+    </w:p>
+    <w:p>
+      <w:pPr>
+        <w:ind w:left="720"/>
+        <w:rPr>
+          <w:rFonts w:ascii="Times New Roman" w:hAnsi="Times New Roman" w:cs="Times New Roman"/>
+        </w:rPr>
+      </w:pPr>
+      <w:r>
+        <w:rPr>
+          <w:rFonts w:ascii="Times New Roman" w:hAnsi="Times New Roman" w:cs="Times New Roman"/>
+        </w:rPr>
+        <w:t>Thuật toán BFS có tính đầy đủ</w:t>
+      </w:r>
+      <w:r>
+        <w:rPr>
+          <w:rFonts w:ascii="Times New Roman" w:hAnsi="Times New Roman" w:cs="Times New Roman"/>
+        </w:rPr>
+        <w:t xml:space="preserve"> vì </w:t>
+      </w:r>
+      <w:r>
+        <w:rPr>
+          <w:rFonts w:ascii="Times New Roman" w:hAnsi="Times New Roman" w:cs="Times New Roman"/>
+        </w:rPr>
+        <w:t xml:space="preserve">thuật toán này </w:t>
+      </w:r>
+      <w:r>
+        <w:rPr>
+          <w:rFonts w:ascii="Times New Roman" w:hAnsi="Times New Roman" w:cs="Times New Roman"/>
+        </w:rPr>
+        <w:t>hoạt động dựa trên việc khám phá mọi nút ở mỗi độ sâu/tầng</w:t>
+      </w:r>
+      <w:r>
+        <w:rPr>
+          <w:rFonts w:ascii="Times New Roman" w:hAnsi="Times New Roman" w:cs="Times New Roman"/>
+        </w:rPr>
+        <w:t xml:space="preserve"> trước khi chuyển sáng độ sâu/ tầng tiếp theo. </w:t>
+      </w:r>
+      <w:r>
+        <w:rPr>
+          <w:rFonts w:ascii="Times New Roman" w:hAnsi="Times New Roman" w:cs="Times New Roman"/>
+        </w:rPr>
+        <w:t xml:space="preserve">Hơn nữa nếu ta cho một đồ thị có chiều sâu vô hạn thì thuật toán vẫn tìm được nếu </w:t>
+      </w:r>
+      <w:r>
+        <w:rPr>
+          <w:rFonts w:ascii="Times New Roman" w:hAnsi="Times New Roman" w:cs="Times New Roman"/>
+        </w:rPr>
+        <w:t>node cần tìm ở độ sâu không phải là vô hạn</w:t>
+      </w:r>
+    </w:p>
+    <w:p>
+      <w:pPr>
+        <w:ind w:left="720"/>
+        <w:rPr>
+          <w:rFonts w:ascii="Times New Roman" w:hAnsi="Times New Roman" w:cs="Times New Roman"/>
+        </w:rPr>
       </w:pPr>
     </w:p>
     <w:p>
@@ -214,1455 +280,49 @@
         <w:pStyle w:val="ListParagraph"/>
         <w:numPr>
           <w:ilvl w:val="0"/>
-          <w:numId w:val="19"/>
+          <w:numId w:val="21"/>
         </w:numPr>
-        <w:spacing w:line="14" w:lineRule="atLeast"/>
-        <w:rPr>
-          <w:rFonts w:ascii="Times New Roman" w:hAnsi="Times New Roman" w:cs="Times New Roman"/>
-          <w:sz w:val="18"/>
-          <w:szCs w:val="18"/>
-          <w:lang w:val="vi-VN"/>
+        <w:rPr>
+          <w:rFonts w:ascii="Times New Roman" w:hAnsi="Times New Roman" w:cs="Times New Roman"/>
         </w:rPr>
       </w:pPr>
       <w:r>
         <w:rPr>
           <w:rFonts w:ascii="Times New Roman" w:hAnsi="Times New Roman" w:cs="Times New Roman"/>
-          <w:sz w:val="18"/>
-          <w:szCs w:val="18"/>
-          <w:lang w:val="vi-VN"/>
-        </w:rPr>
-        <w:t>left</w:t>
+        </w:rPr>
+        <w:t>Time (</w:t>
+      </w:r>
+      <w:r>
+        <w:rPr>
+          <w:rFonts w:ascii="Times New Roman" w:hAnsi="Times New Roman" w:cs="Times New Roman"/>
+        </w:rPr>
+        <w:t>number of nodes generated</w:t>
+      </w:r>
+      <w:r>
+        <w:rPr>
+          <w:rFonts w:ascii="Times New Roman" w:hAnsi="Times New Roman" w:cs="Times New Roman"/>
+        </w:rPr>
+        <w:t>?)</w:t>
       </w:r>
     </w:p>
     <w:p>
       <w:pPr>
-        <w:spacing w:line="14" w:lineRule="atLeast"/>
-        <w:rPr>
-          <w:rFonts w:ascii="Times New Roman" w:hAnsi="Times New Roman" w:cs="Times New Roman"/>
-          <w:sz w:val="18"/>
-          <w:szCs w:val="18"/>
-          <w:lang w:val="vi-VN"/>
-        </w:rPr>
-      </w:pPr>
-    </w:p>
-    <w:p>
-      <w:pPr>
         <w:pStyle w:val="ListParagraph"/>
-        <w:numPr>
-          <w:ilvl w:val="0"/>
-          <w:numId w:val="19"/>
-        </w:numPr>
-        <w:spacing w:line="14" w:lineRule="atLeast"/>
-        <w:rPr>
-          <w:rFonts w:ascii="Times New Roman" w:hAnsi="Times New Roman" w:cs="Times New Roman"/>
-          <w:sz w:val="18"/>
-          <w:szCs w:val="18"/>
-          <w:lang w:val="vi-VN"/>
+        <w:rPr>
+          <w:rFonts w:ascii="Times New Roman" w:hAnsi="Times New Roman" w:cs="Times New Roman"/>
         </w:rPr>
       </w:pPr>
       <w:r>
         <w:rPr>
           <w:rFonts w:ascii="Times New Roman" w:hAnsi="Times New Roman" w:cs="Times New Roman"/>
-          <w:sz w:val="18"/>
-          <w:szCs w:val="18"/>
-          <w:lang w:val="vi-VN"/>
-        </w:rPr>
-        <w:t>up</w:t>
+        </w:rPr>
+        <w:t xml:space="preserve">Ta </w:t>
       </w:r>
     </w:p>
     <w:p>
       <w:pPr>
-        <w:spacing w:line="14" w:lineRule="atLeast"/>
-        <w:rPr>
-          <w:rFonts w:ascii="Times New Roman" w:hAnsi="Times New Roman" w:cs="Times New Roman"/>
-          <w:sz w:val="18"/>
-          <w:szCs w:val="18"/>
-          <w:lang w:val="vi-VN"/>
-        </w:rPr>
-      </w:pPr>
-    </w:p>
-    <w:p>
-      <w:pPr>
-        <w:pStyle w:val="ListParagraph"/>
-        <w:numPr>
-          <w:ilvl w:val="0"/>
-          <w:numId w:val="19"/>
-        </w:numPr>
-        <w:spacing w:line="14" w:lineRule="atLeast"/>
-        <w:rPr>
-          <w:rFonts w:ascii="Times New Roman" w:hAnsi="Times New Roman" w:cs="Times New Roman"/>
-          <w:sz w:val="18"/>
-          <w:szCs w:val="18"/>
-          <w:lang w:val="vi-VN"/>
-        </w:rPr>
-      </w:pPr>
-      <w:r>
-        <w:rPr>
-          <w:rFonts w:ascii="Times New Roman" w:hAnsi="Times New Roman" w:cs="Times New Roman"/>
-          <w:sz w:val="18"/>
-          <w:szCs w:val="18"/>
-          <w:lang w:val="vi-VN"/>
-        </w:rPr>
-        <w:t>right</w:t>
-      </w:r>
-    </w:p>
-    <w:p>
-      <w:pPr>
-        <w:spacing w:line="14" w:lineRule="atLeast"/>
-        <w:rPr>
-          <w:rFonts w:ascii="Times New Roman" w:hAnsi="Times New Roman" w:cs="Times New Roman"/>
-          <w:sz w:val="18"/>
-          <w:szCs w:val="18"/>
-          <w:lang w:val="vi-VN"/>
-        </w:rPr>
-      </w:pPr>
-    </w:p>
-    <w:p>
-      <w:pPr>
-        <w:pStyle w:val="ListParagraph"/>
-        <w:numPr>
-          <w:ilvl w:val="0"/>
-          <w:numId w:val="19"/>
-        </w:numPr>
-        <w:spacing w:line="14" w:lineRule="atLeast"/>
-        <w:rPr>
-          <w:rFonts w:ascii="Times New Roman" w:hAnsi="Times New Roman" w:cs="Times New Roman"/>
-          <w:sz w:val="18"/>
-          <w:szCs w:val="18"/>
-          <w:lang w:val="vi-VN"/>
-        </w:rPr>
-      </w:pPr>
-      <w:r>
-        <w:rPr>
-          <w:rFonts w:ascii="Times New Roman" w:hAnsi="Times New Roman" w:cs="Times New Roman"/>
-          <w:sz w:val="18"/>
-          <w:szCs w:val="18"/>
-          <w:lang w:val="vi-VN"/>
-        </w:rPr>
-        <w:t>down</w:t>
-      </w:r>
-    </w:p>
-    <w:p>
-      <w:pPr>
-        <w:spacing w:line="14" w:lineRule="atLeast"/>
-        <w:rPr>
-          <w:rFonts w:ascii="Times New Roman" w:hAnsi="Times New Roman" w:cs="Times New Roman"/>
-          <w:sz w:val="18"/>
-          <w:szCs w:val="18"/>
-          <w:lang w:val="vi-VN"/>
-        </w:rPr>
-      </w:pPr>
-    </w:p>
-    <w:p>
-      <w:pPr>
-        <w:pStyle w:val="ListParagraph"/>
-        <w:numPr>
-          <w:ilvl w:val="0"/>
-          <w:numId w:val="19"/>
-        </w:numPr>
-        <w:spacing w:line="14" w:lineRule="atLeast"/>
-        <w:rPr>
-          <w:rFonts w:ascii="Times New Roman" w:hAnsi="Times New Roman" w:cs="Times New Roman"/>
-          <w:sz w:val="18"/>
-          <w:szCs w:val="18"/>
-          <w:lang w:val="vi-VN"/>
-        </w:rPr>
-      </w:pPr>
-      <w:r>
-        <w:rPr>
-          <w:rFonts w:ascii="Times New Roman" w:hAnsi="Times New Roman" w:cs="Times New Roman"/>
-          <w:sz w:val="18"/>
-          <w:szCs w:val="18"/>
-          <w:lang w:val="vi-VN"/>
-        </w:rPr>
-        <w:t>down</w:t>
-      </w:r>
-    </w:p>
-    <w:p>
-      <w:pPr>
-        <w:spacing w:line="14" w:lineRule="atLeast"/>
-        <w:rPr>
-          <w:rFonts w:ascii="Times New Roman" w:hAnsi="Times New Roman" w:cs="Times New Roman"/>
-          <w:sz w:val="18"/>
-          <w:szCs w:val="18"/>
-          <w:lang w:val="vi-VN"/>
-        </w:rPr>
-      </w:pPr>
-    </w:p>
-    <w:p>
-      <w:pPr>
-        <w:pStyle w:val="ListParagraph"/>
-        <w:numPr>
-          <w:ilvl w:val="0"/>
-          <w:numId w:val="19"/>
-        </w:numPr>
-        <w:spacing w:line="14" w:lineRule="atLeast"/>
-        <w:rPr>
-          <w:rFonts w:ascii="Times New Roman" w:hAnsi="Times New Roman" w:cs="Times New Roman"/>
-          <w:sz w:val="18"/>
-          <w:szCs w:val="18"/>
-          <w:lang w:val="vi-VN"/>
-        </w:rPr>
-      </w:pPr>
-      <w:r>
-        <w:rPr>
-          <w:rFonts w:ascii="Times New Roman" w:hAnsi="Times New Roman" w:cs="Times New Roman"/>
-          <w:sz w:val="18"/>
-          <w:szCs w:val="18"/>
-          <w:lang w:val="vi-VN"/>
-        </w:rPr>
-        <w:t>left</w:t>
-      </w:r>
-    </w:p>
-    <w:p>
-      <w:pPr>
-        <w:spacing w:line="14" w:lineRule="atLeast"/>
-        <w:rPr>
-          <w:rFonts w:ascii="Times New Roman" w:hAnsi="Times New Roman" w:cs="Times New Roman"/>
-          <w:sz w:val="18"/>
-          <w:szCs w:val="18"/>
-          <w:lang w:val="vi-VN"/>
-        </w:rPr>
-      </w:pPr>
-    </w:p>
-    <w:p>
-      <w:pPr>
-        <w:pStyle w:val="ListParagraph"/>
-        <w:numPr>
-          <w:ilvl w:val="0"/>
-          <w:numId w:val="19"/>
-        </w:numPr>
-        <w:spacing w:line="14" w:lineRule="atLeast"/>
-        <w:rPr>
-          <w:rFonts w:ascii="Times New Roman" w:hAnsi="Times New Roman" w:cs="Times New Roman"/>
-          <w:sz w:val="18"/>
-          <w:szCs w:val="18"/>
-          <w:lang w:val="vi-VN"/>
-        </w:rPr>
-      </w:pPr>
-      <w:r>
-        <w:rPr>
-          <w:rFonts w:ascii="Times New Roman" w:hAnsi="Times New Roman" w:cs="Times New Roman"/>
-          <w:sz w:val="18"/>
-          <w:szCs w:val="18"/>
-          <w:lang w:val="vi-VN"/>
-        </w:rPr>
-        <w:t>up</w:t>
-      </w:r>
-    </w:p>
-    <w:p>
-      <w:pPr>
-        <w:spacing w:line="14" w:lineRule="atLeast"/>
-        <w:rPr>
-          <w:rFonts w:ascii="Times New Roman" w:hAnsi="Times New Roman" w:cs="Times New Roman"/>
-          <w:sz w:val="18"/>
-          <w:szCs w:val="18"/>
-          <w:lang w:val="vi-VN"/>
-        </w:rPr>
-      </w:pPr>
-    </w:p>
-    <w:p>
-      <w:pPr>
-        <w:pStyle w:val="ListParagraph"/>
-        <w:numPr>
-          <w:ilvl w:val="0"/>
-          <w:numId w:val="19"/>
-        </w:numPr>
-        <w:spacing w:line="14" w:lineRule="atLeast"/>
-        <w:rPr>
-          <w:rFonts w:ascii="Times New Roman" w:hAnsi="Times New Roman" w:cs="Times New Roman"/>
-          <w:sz w:val="18"/>
-          <w:szCs w:val="18"/>
-          <w:lang w:val="vi-VN"/>
-        </w:rPr>
-      </w:pPr>
-      <w:r>
-        <w:rPr>
-          <w:rFonts w:ascii="Times New Roman" w:hAnsi="Times New Roman" w:cs="Times New Roman"/>
-          <w:sz w:val="18"/>
-          <w:szCs w:val="18"/>
-          <w:lang w:val="vi-VN"/>
-        </w:rPr>
-        <w:t>right</w:t>
-      </w:r>
-    </w:p>
-    <w:p>
-      <w:pPr>
-        <w:spacing w:line="14" w:lineRule="atLeast"/>
-        <w:rPr>
-          <w:rFonts w:ascii="Times New Roman" w:hAnsi="Times New Roman" w:cs="Times New Roman"/>
-          <w:sz w:val="18"/>
-          <w:szCs w:val="18"/>
-          <w:lang w:val="vi-VN"/>
-        </w:rPr>
-      </w:pPr>
-    </w:p>
-    <w:p>
-      <w:pPr>
-        <w:pStyle w:val="ListParagraph"/>
-        <w:numPr>
-          <w:ilvl w:val="0"/>
-          <w:numId w:val="19"/>
-        </w:numPr>
-        <w:spacing w:line="14" w:lineRule="atLeast"/>
-        <w:rPr>
-          <w:rFonts w:ascii="Times New Roman" w:hAnsi="Times New Roman" w:cs="Times New Roman"/>
-          <w:sz w:val="18"/>
-          <w:szCs w:val="18"/>
-          <w:lang w:val="vi-VN"/>
-        </w:rPr>
-      </w:pPr>
-      <w:r>
-        <w:rPr>
-          <w:rFonts w:ascii="Times New Roman" w:hAnsi="Times New Roman" w:cs="Times New Roman"/>
-          <w:sz w:val="18"/>
-          <w:szCs w:val="18"/>
-          <w:lang w:val="vi-VN"/>
-        </w:rPr>
-        <w:t>right</w:t>
-      </w:r>
-    </w:p>
-    <w:p>
-      <w:pPr>
-        <w:spacing w:line="14" w:lineRule="atLeast"/>
-        <w:rPr>
-          <w:rFonts w:ascii="Times New Roman" w:hAnsi="Times New Roman" w:cs="Times New Roman"/>
-          <w:sz w:val="18"/>
-          <w:szCs w:val="18"/>
-          <w:lang w:val="vi-VN"/>
-        </w:rPr>
-      </w:pPr>
-    </w:p>
-    <w:p>
-      <w:pPr>
-        <w:pStyle w:val="ListParagraph"/>
-        <w:numPr>
-          <w:ilvl w:val="0"/>
-          <w:numId w:val="19"/>
-        </w:numPr>
-        <w:spacing w:line="14" w:lineRule="atLeast"/>
-        <w:rPr>
-          <w:rFonts w:ascii="Times New Roman" w:hAnsi="Times New Roman" w:cs="Times New Roman"/>
-          <w:sz w:val="18"/>
-          <w:szCs w:val="18"/>
-          <w:lang w:val="vi-VN"/>
-        </w:rPr>
-      </w:pPr>
-      <w:r>
-        <w:rPr>
-          <w:rFonts w:ascii="Times New Roman" w:hAnsi="Times New Roman" w:cs="Times New Roman"/>
-          <w:sz w:val="18"/>
-          <w:szCs w:val="18"/>
-          <w:lang w:val="vi-VN"/>
-        </w:rPr>
-        <w:t>up</w:t>
-      </w:r>
-    </w:p>
-    <w:p>
-      <w:pPr>
-        <w:spacing w:line="14" w:lineRule="atLeast"/>
-        <w:rPr>
-          <w:rFonts w:ascii="Times New Roman" w:hAnsi="Times New Roman" w:cs="Times New Roman"/>
-          <w:sz w:val="18"/>
-          <w:szCs w:val="18"/>
-          <w:lang w:val="vi-VN"/>
-        </w:rPr>
-      </w:pPr>
-    </w:p>
-    <w:p>
-      <w:pPr>
-        <w:pStyle w:val="ListParagraph"/>
-        <w:numPr>
-          <w:ilvl w:val="0"/>
-          <w:numId w:val="19"/>
-        </w:numPr>
-        <w:spacing w:line="14" w:lineRule="atLeast"/>
-        <w:rPr>
-          <w:rFonts w:ascii="Times New Roman" w:hAnsi="Times New Roman" w:cs="Times New Roman"/>
-          <w:sz w:val="18"/>
-          <w:szCs w:val="18"/>
-          <w:lang w:val="vi-VN"/>
-        </w:rPr>
-      </w:pPr>
-      <w:r>
-        <w:rPr>
-          <w:rFonts w:ascii="Times New Roman" w:hAnsi="Times New Roman" w:cs="Times New Roman"/>
-          <w:sz w:val="18"/>
-          <w:szCs w:val="18"/>
-          <w:lang w:val="vi-VN"/>
-        </w:rPr>
-        <w:t>left</w:t>
-      </w:r>
-    </w:p>
-    <w:p>
-      <w:pPr>
-        <w:spacing w:line="14" w:lineRule="atLeast"/>
-        <w:rPr>
-          <w:rFonts w:ascii="Times New Roman" w:hAnsi="Times New Roman" w:cs="Times New Roman"/>
-          <w:sz w:val="18"/>
-          <w:szCs w:val="18"/>
-          <w:lang w:val="vi-VN"/>
-        </w:rPr>
-      </w:pPr>
-    </w:p>
-    <w:p>
-      <w:pPr>
-        <w:pStyle w:val="ListParagraph"/>
-        <w:numPr>
-          <w:ilvl w:val="0"/>
-          <w:numId w:val="19"/>
-        </w:numPr>
-        <w:spacing w:line="14" w:lineRule="atLeast"/>
-        <w:rPr>
-          <w:rFonts w:ascii="Times New Roman" w:hAnsi="Times New Roman" w:cs="Times New Roman"/>
-          <w:sz w:val="18"/>
-          <w:szCs w:val="18"/>
-          <w:lang w:val="vi-VN"/>
-        </w:rPr>
-      </w:pPr>
-      <w:r>
-        <w:rPr>
-          <w:rFonts w:ascii="Times New Roman" w:hAnsi="Times New Roman" w:cs="Times New Roman"/>
-          <w:sz w:val="18"/>
-          <w:szCs w:val="18"/>
-          <w:lang w:val="vi-VN"/>
-        </w:rPr>
-        <w:t>left</w:t>
-      </w:r>
-    </w:p>
-    <w:p>
-      <w:pPr>
-        <w:spacing w:line="14" w:lineRule="atLeast"/>
-        <w:rPr>
-          <w:rFonts w:ascii="Times New Roman" w:hAnsi="Times New Roman" w:cs="Times New Roman"/>
-          <w:sz w:val="18"/>
-          <w:szCs w:val="18"/>
-          <w:lang w:val="vi-VN"/>
-        </w:rPr>
-      </w:pPr>
-    </w:p>
-    <w:p>
-      <w:pPr>
-        <w:pStyle w:val="ListParagraph"/>
-        <w:numPr>
-          <w:ilvl w:val="0"/>
-          <w:numId w:val="19"/>
-        </w:numPr>
-        <w:spacing w:line="14" w:lineRule="atLeast"/>
-        <w:rPr>
-          <w:rFonts w:ascii="Times New Roman" w:hAnsi="Times New Roman" w:cs="Times New Roman"/>
-          <w:sz w:val="18"/>
-          <w:szCs w:val="18"/>
-          <w:lang w:val="vi-VN"/>
-        </w:rPr>
-      </w:pPr>
-      <w:r>
-        <w:rPr>
-          <w:rFonts w:ascii="Times New Roman" w:hAnsi="Times New Roman" w:cs="Times New Roman"/>
-          <w:sz w:val="18"/>
-          <w:szCs w:val="18"/>
-          <w:lang w:val="vi-VN"/>
-        </w:rPr>
-        <w:t>down</w:t>
-      </w:r>
-    </w:p>
-    <w:p>
-      <w:pPr>
-        <w:spacing w:line="14" w:lineRule="atLeast"/>
-        <w:rPr>
-          <w:rFonts w:ascii="Times New Roman" w:hAnsi="Times New Roman" w:cs="Times New Roman"/>
-          <w:sz w:val="18"/>
-          <w:szCs w:val="18"/>
-          <w:lang w:val="vi-VN"/>
-        </w:rPr>
-      </w:pPr>
-    </w:p>
-    <w:p>
-      <w:pPr>
-        <w:pStyle w:val="ListParagraph"/>
-        <w:numPr>
-          <w:ilvl w:val="0"/>
-          <w:numId w:val="19"/>
-        </w:numPr>
-        <w:spacing w:line="14" w:lineRule="atLeast"/>
-        <w:rPr>
-          <w:rFonts w:ascii="Times New Roman" w:hAnsi="Times New Roman" w:cs="Times New Roman"/>
-          <w:sz w:val="18"/>
-          <w:szCs w:val="18"/>
-          <w:lang w:val="vi-VN"/>
-        </w:rPr>
-      </w:pPr>
-      <w:r>
-        <w:rPr>
-          <w:rFonts w:ascii="Times New Roman" w:hAnsi="Times New Roman" w:cs="Times New Roman"/>
-          <w:sz w:val="18"/>
-          <w:szCs w:val="18"/>
-          <w:lang w:val="vi-VN"/>
-        </w:rPr>
-        <w:t>right</w:t>
-      </w:r>
-    </w:p>
-    <w:p>
-      <w:pPr>
-        <w:spacing w:line="14" w:lineRule="atLeast"/>
-        <w:rPr>
-          <w:rFonts w:ascii="Times New Roman" w:hAnsi="Times New Roman" w:cs="Times New Roman"/>
-          <w:sz w:val="18"/>
-          <w:szCs w:val="18"/>
-          <w:lang w:val="vi-VN"/>
-        </w:rPr>
-      </w:pPr>
-    </w:p>
-    <w:p>
-      <w:pPr>
-        <w:pStyle w:val="ListParagraph"/>
-        <w:numPr>
-          <w:ilvl w:val="0"/>
-          <w:numId w:val="19"/>
-        </w:numPr>
-        <w:spacing w:line="14" w:lineRule="atLeast"/>
-        <w:rPr>
-          <w:rFonts w:ascii="Times New Roman" w:hAnsi="Times New Roman" w:cs="Times New Roman"/>
-          <w:sz w:val="18"/>
-          <w:szCs w:val="18"/>
-          <w:lang w:val="vi-VN"/>
-        </w:rPr>
-      </w:pPr>
-      <w:r>
-        <w:rPr>
-          <w:rFonts w:ascii="Times New Roman" w:hAnsi="Times New Roman" w:cs="Times New Roman"/>
-          <w:sz w:val="18"/>
-          <w:szCs w:val="18"/>
-          <w:lang w:val="vi-VN"/>
-        </w:rPr>
-        <w:t>right</w:t>
-      </w:r>
-    </w:p>
-    <w:p>
-      <w:pPr>
-        <w:spacing w:line="14" w:lineRule="atLeast"/>
-        <w:rPr>
-          <w:rFonts w:ascii="Times New Roman" w:hAnsi="Times New Roman" w:cs="Times New Roman"/>
-          <w:sz w:val="18"/>
-          <w:szCs w:val="18"/>
-          <w:lang w:val="vi-VN"/>
-        </w:rPr>
-      </w:pPr>
-    </w:p>
-    <w:p>
-      <w:pPr>
-        <w:pStyle w:val="ListParagraph"/>
-        <w:numPr>
-          <w:ilvl w:val="0"/>
-          <w:numId w:val="19"/>
-        </w:numPr>
-        <w:spacing w:line="14" w:lineRule="atLeast"/>
-        <w:rPr>
-          <w:rFonts w:ascii="Times New Roman" w:hAnsi="Times New Roman" w:cs="Times New Roman"/>
-          <w:sz w:val="18"/>
-          <w:szCs w:val="18"/>
-          <w:lang w:val="vi-VN"/>
-        </w:rPr>
-      </w:pPr>
-      <w:r>
-        <w:rPr>
-          <w:rFonts w:ascii="Times New Roman" w:hAnsi="Times New Roman" w:cs="Times New Roman"/>
-          <w:sz w:val="18"/>
-          <w:szCs w:val="18"/>
-          <w:lang w:val="vi-VN"/>
-        </w:rPr>
-        <w:t>down</w:t>
-      </w:r>
-    </w:p>
-    <w:p>
-      <w:pPr>
-        <w:spacing w:line="14" w:lineRule="atLeast"/>
-        <w:rPr>
-          <w:rFonts w:ascii="Times New Roman" w:hAnsi="Times New Roman" w:cs="Times New Roman"/>
-          <w:sz w:val="18"/>
-          <w:szCs w:val="18"/>
-          <w:lang w:val="vi-VN"/>
-        </w:rPr>
-      </w:pPr>
-    </w:p>
-    <w:p>
-      <w:pPr>
-        <w:pStyle w:val="ListParagraph"/>
-        <w:numPr>
-          <w:ilvl w:val="0"/>
-          <w:numId w:val="19"/>
-        </w:numPr>
-        <w:spacing w:line="14" w:lineRule="atLeast"/>
-        <w:rPr>
-          <w:rFonts w:ascii="Times New Roman" w:hAnsi="Times New Roman" w:cs="Times New Roman"/>
-          <w:sz w:val="18"/>
-          <w:szCs w:val="18"/>
-          <w:lang w:val="vi-VN"/>
-        </w:rPr>
-      </w:pPr>
-      <w:r>
-        <w:rPr>
-          <w:rFonts w:ascii="Times New Roman" w:hAnsi="Times New Roman" w:cs="Times New Roman"/>
-          <w:sz w:val="18"/>
-          <w:szCs w:val="18"/>
-          <w:lang w:val="vi-VN"/>
-        </w:rPr>
-        <w:t>left</w:t>
-      </w:r>
-    </w:p>
-    <w:p>
-      <w:pPr>
-        <w:spacing w:line="14" w:lineRule="atLeast"/>
-        <w:rPr>
-          <w:rFonts w:ascii="Times New Roman" w:hAnsi="Times New Roman" w:cs="Times New Roman"/>
-          <w:sz w:val="18"/>
-          <w:szCs w:val="18"/>
-          <w:lang w:val="vi-VN"/>
-        </w:rPr>
-      </w:pPr>
-    </w:p>
-    <w:p>
-      <w:pPr>
-        <w:pStyle w:val="ListParagraph"/>
-        <w:numPr>
-          <w:ilvl w:val="0"/>
-          <w:numId w:val="19"/>
-        </w:numPr>
-        <w:spacing w:line="14" w:lineRule="atLeast"/>
-        <w:rPr>
-          <w:rFonts w:ascii="Times New Roman" w:hAnsi="Times New Roman" w:cs="Times New Roman"/>
-          <w:sz w:val="18"/>
-          <w:szCs w:val="18"/>
-          <w:lang w:val="vi-VN"/>
-        </w:rPr>
-      </w:pPr>
-      <w:r>
-        <w:rPr>
-          <w:rFonts w:ascii="Times New Roman" w:hAnsi="Times New Roman" w:cs="Times New Roman"/>
-          <w:sz w:val="18"/>
-          <w:szCs w:val="18"/>
-          <w:lang w:val="vi-VN"/>
-        </w:rPr>
-        <w:t>up</w:t>
-      </w:r>
-    </w:p>
-    <w:p>
-      <w:pPr>
-        <w:spacing w:line="14" w:lineRule="atLeast"/>
-        <w:rPr>
-          <w:rFonts w:ascii="Times New Roman" w:hAnsi="Times New Roman" w:cs="Times New Roman"/>
-          <w:sz w:val="18"/>
-          <w:szCs w:val="18"/>
-          <w:lang w:val="vi-VN"/>
-        </w:rPr>
-      </w:pPr>
-    </w:p>
-    <w:p>
-      <w:pPr>
-        <w:pStyle w:val="ListParagraph"/>
-        <w:numPr>
-          <w:ilvl w:val="0"/>
-          <w:numId w:val="19"/>
-        </w:numPr>
-        <w:spacing w:line="14" w:lineRule="atLeast"/>
-        <w:rPr>
-          <w:rFonts w:ascii="Times New Roman" w:hAnsi="Times New Roman" w:cs="Times New Roman"/>
-          <w:sz w:val="18"/>
-          <w:szCs w:val="18"/>
-          <w:lang w:val="vi-VN"/>
-        </w:rPr>
-      </w:pPr>
-      <w:r>
-        <w:rPr>
-          <w:rFonts w:ascii="Times New Roman" w:hAnsi="Times New Roman" w:cs="Times New Roman"/>
-          <w:sz w:val="18"/>
-          <w:szCs w:val="18"/>
-          <w:lang w:val="vi-VN"/>
-        </w:rPr>
-        <w:t>right</w:t>
-      </w:r>
-    </w:p>
-    <w:p>
-      <w:pPr>
-        <w:spacing w:line="14" w:lineRule="atLeast"/>
-        <w:rPr>
-          <w:rFonts w:ascii="Times New Roman" w:hAnsi="Times New Roman" w:cs="Times New Roman"/>
-          <w:sz w:val="18"/>
-          <w:szCs w:val="18"/>
-          <w:lang w:val="vi-VN"/>
-        </w:rPr>
-      </w:pPr>
-    </w:p>
-    <w:p>
-      <w:pPr>
-        <w:pStyle w:val="ListParagraph"/>
-        <w:numPr>
-          <w:ilvl w:val="0"/>
-          <w:numId w:val="19"/>
-        </w:numPr>
-        <w:spacing w:line="14" w:lineRule="atLeast"/>
-        <w:rPr>
-          <w:rFonts w:ascii="Times New Roman" w:hAnsi="Times New Roman" w:cs="Times New Roman"/>
-          <w:sz w:val="18"/>
-          <w:szCs w:val="18"/>
-          <w:lang w:val="vi-VN"/>
-        </w:rPr>
-      </w:pPr>
-      <w:r>
-        <w:rPr>
-          <w:rFonts w:ascii="Times New Roman" w:hAnsi="Times New Roman" w:cs="Times New Roman"/>
-          <w:sz w:val="18"/>
-          <w:szCs w:val="18"/>
-          <w:lang w:val="vi-VN"/>
-        </w:rPr>
-        <w:t>up</w:t>
-      </w:r>
-    </w:p>
-    <w:p>
-      <w:pPr>
-        <w:spacing w:line="14" w:lineRule="atLeast"/>
-        <w:rPr>
-          <w:rFonts w:ascii="Times New Roman" w:hAnsi="Times New Roman" w:cs="Times New Roman"/>
-          <w:sz w:val="18"/>
-          <w:szCs w:val="18"/>
-          <w:lang w:val="vi-VN"/>
-        </w:rPr>
-      </w:pPr>
-    </w:p>
-    <w:p>
-      <w:pPr>
-        <w:pStyle w:val="ListParagraph"/>
-        <w:numPr>
-          <w:ilvl w:val="0"/>
-          <w:numId w:val="19"/>
-        </w:numPr>
-        <w:spacing w:line="14" w:lineRule="atLeast"/>
-        <w:rPr>
-          <w:rFonts w:ascii="Times New Roman" w:hAnsi="Times New Roman" w:cs="Times New Roman"/>
-          <w:sz w:val="18"/>
-          <w:szCs w:val="18"/>
-          <w:lang w:val="vi-VN"/>
-        </w:rPr>
-      </w:pPr>
-      <w:r>
-        <w:rPr>
-          <w:rFonts w:ascii="Times New Roman" w:hAnsi="Times New Roman" w:cs="Times New Roman"/>
-          <w:sz w:val="18"/>
-          <w:szCs w:val="18"/>
-          <w:lang w:val="vi-VN"/>
-        </w:rPr>
-        <w:t>left</w:t>
-      </w:r>
-    </w:p>
-    <w:p>
-      <w:pPr>
-        <w:spacing w:line="14" w:lineRule="atLeast"/>
-        <w:rPr>
-          <w:rFonts w:ascii="Times New Roman" w:hAnsi="Times New Roman" w:cs="Times New Roman"/>
-          <w:sz w:val="18"/>
-          <w:szCs w:val="18"/>
-          <w:lang w:val="vi-VN"/>
-        </w:rPr>
-      </w:pPr>
-    </w:p>
-    <w:p>
-      <w:pPr>
-        <w:pStyle w:val="ListParagraph"/>
-        <w:numPr>
-          <w:ilvl w:val="0"/>
-          <w:numId w:val="19"/>
-        </w:numPr>
-        <w:spacing w:line="14" w:lineRule="atLeast"/>
-        <w:rPr>
-          <w:rFonts w:ascii="Times New Roman" w:hAnsi="Times New Roman" w:cs="Times New Roman"/>
-          <w:sz w:val="18"/>
-          <w:szCs w:val="18"/>
-          <w:lang w:val="vi-VN"/>
-        </w:rPr>
-      </w:pPr>
-      <w:r>
-        <w:rPr>
-          <w:rFonts w:ascii="Times New Roman" w:hAnsi="Times New Roman" w:cs="Times New Roman"/>
-          <w:sz w:val="18"/>
-          <w:szCs w:val="18"/>
-          <w:lang w:val="vi-VN"/>
-        </w:rPr>
-        <w:t>down</w:t>
-      </w:r>
-    </w:p>
-    <w:p>
-      <w:pPr>
-        <w:spacing w:line="14" w:lineRule="atLeast"/>
-        <w:rPr>
-          <w:rFonts w:ascii="Times New Roman" w:hAnsi="Times New Roman" w:cs="Times New Roman"/>
-          <w:sz w:val="18"/>
-          <w:szCs w:val="18"/>
-          <w:lang w:val="vi-VN"/>
-        </w:rPr>
-      </w:pPr>
-    </w:p>
-    <w:p>
-      <w:pPr>
-        <w:pStyle w:val="ListParagraph"/>
-        <w:numPr>
-          <w:ilvl w:val="0"/>
-          <w:numId w:val="19"/>
-        </w:numPr>
-        <w:spacing w:line="14" w:lineRule="atLeast"/>
-        <w:rPr>
-          <w:rFonts w:ascii="Times New Roman" w:hAnsi="Times New Roman" w:cs="Times New Roman"/>
-          <w:sz w:val="18"/>
-          <w:szCs w:val="18"/>
-          <w:lang w:val="vi-VN"/>
-        </w:rPr>
-      </w:pPr>
-      <w:r>
-        <w:rPr>
-          <w:rFonts w:ascii="Times New Roman" w:hAnsi="Times New Roman" w:cs="Times New Roman"/>
-          <w:sz w:val="18"/>
-          <w:szCs w:val="18"/>
-          <w:lang w:val="vi-VN"/>
-        </w:rPr>
-        <w:t>down</w:t>
-      </w:r>
-    </w:p>
-    <w:p>
-      <w:pPr>
-        <w:spacing w:line="14" w:lineRule="atLeast"/>
-        <w:rPr>
-          <w:rFonts w:ascii="Times New Roman" w:hAnsi="Times New Roman" w:cs="Times New Roman"/>
-          <w:sz w:val="18"/>
-          <w:szCs w:val="18"/>
-          <w:lang w:val="vi-VN"/>
-        </w:rPr>
-      </w:pPr>
-    </w:p>
-    <w:p>
-      <w:pPr>
-        <w:pStyle w:val="ListParagraph"/>
-        <w:numPr>
-          <w:ilvl w:val="0"/>
-          <w:numId w:val="19"/>
-        </w:numPr>
-        <w:spacing w:line="14" w:lineRule="atLeast"/>
-        <w:rPr>
-          <w:rFonts w:ascii="Times New Roman" w:hAnsi="Times New Roman" w:cs="Times New Roman"/>
-          <w:sz w:val="18"/>
-          <w:szCs w:val="18"/>
-          <w:lang w:val="vi-VN"/>
-        </w:rPr>
-      </w:pPr>
-      <w:r>
-        <w:rPr>
-          <w:rFonts w:ascii="Times New Roman" w:hAnsi="Times New Roman" w:cs="Times New Roman"/>
-          <w:sz w:val="18"/>
-          <w:szCs w:val="18"/>
-          <w:lang w:val="vi-VN"/>
-        </w:rPr>
-        <w:t>left</w:t>
-      </w:r>
-    </w:p>
-    <w:p>
-      <w:pPr>
-        <w:spacing w:line="14" w:lineRule="atLeast"/>
-        <w:rPr>
-          <w:rFonts w:ascii="Times New Roman" w:hAnsi="Times New Roman" w:cs="Times New Roman"/>
-          <w:sz w:val="18"/>
-          <w:szCs w:val="18"/>
-          <w:lang w:val="vi-VN"/>
-        </w:rPr>
-      </w:pPr>
-    </w:p>
-    <w:p>
-      <w:pPr>
-        <w:pStyle w:val="ListParagraph"/>
-        <w:numPr>
-          <w:ilvl w:val="0"/>
-          <w:numId w:val="19"/>
-        </w:numPr>
-        <w:spacing w:line="14" w:lineRule="atLeast"/>
-        <w:rPr>
-          <w:rFonts w:ascii="Times New Roman" w:hAnsi="Times New Roman" w:cs="Times New Roman"/>
-          <w:sz w:val="18"/>
-          <w:szCs w:val="18"/>
-          <w:lang w:val="vi-VN"/>
-        </w:rPr>
-      </w:pPr>
-      <w:r>
-        <w:rPr>
-          <w:rFonts w:ascii="Times New Roman" w:hAnsi="Times New Roman" w:cs="Times New Roman"/>
-          <w:sz w:val="18"/>
-          <w:szCs w:val="18"/>
-          <w:lang w:val="vi-VN"/>
-        </w:rPr>
-        <w:t>up</w:t>
-      </w:r>
-    </w:p>
-    <w:p>
-      <w:pPr>
-        <w:spacing w:line="14" w:lineRule="atLeast"/>
-        <w:rPr>
-          <w:rFonts w:ascii="Times New Roman" w:hAnsi="Times New Roman" w:cs="Times New Roman"/>
-          <w:sz w:val="18"/>
-          <w:szCs w:val="18"/>
-          <w:lang w:val="vi-VN"/>
-        </w:rPr>
-      </w:pPr>
-    </w:p>
-    <w:p>
-      <w:pPr>
-        <w:pStyle w:val="ListParagraph"/>
-        <w:numPr>
-          <w:ilvl w:val="0"/>
-          <w:numId w:val="19"/>
-        </w:numPr>
-        <w:spacing w:line="14" w:lineRule="atLeast"/>
-        <w:rPr>
-          <w:rFonts w:ascii="Times New Roman" w:hAnsi="Times New Roman" w:cs="Times New Roman"/>
-          <w:sz w:val="18"/>
-          <w:szCs w:val="18"/>
-          <w:lang w:val="vi-VN"/>
-        </w:rPr>
-      </w:pPr>
-      <w:r>
-        <w:rPr>
-          <w:rFonts w:ascii="Times New Roman" w:hAnsi="Times New Roman" w:cs="Times New Roman"/>
-          <w:sz w:val="18"/>
-          <w:szCs w:val="18"/>
-          <w:lang w:val="vi-VN"/>
-        </w:rPr>
-        <w:t>up</w:t>
-      </w:r>
-    </w:p>
-    <w:p>
-      <w:pPr>
-        <w:spacing w:line="14" w:lineRule="atLeast"/>
-        <w:rPr>
-          <w:rFonts w:ascii="Times New Roman" w:hAnsi="Times New Roman" w:cs="Times New Roman"/>
-          <w:lang w:val="vi-VN"/>
-        </w:rPr>
-        <w:sectPr>
-          <w:type w:val="continuous"/>
-          <w:pgSz w:w="12240" w:h="15840"/>
-          <w:pgMar w:top="720" w:right="1440" w:bottom="1440" w:left="1440" w:header="708" w:footer="708" w:gutter="0"/>
-          <w:cols w:num="2" w:space="708"/>
-          <w:docGrid w:linePitch="360"/>
-        </w:sectPr>
-      </w:pPr>
-    </w:p>
-    <w:p>
-      <w:pPr>
-        <w:spacing w:line="14" w:lineRule="atLeast"/>
-        <w:rPr>
-          <w:rFonts w:ascii="Times New Roman" w:hAnsi="Times New Roman" w:cs="Times New Roman"/>
-          <w:lang w:val="vi-VN"/>
-        </w:rPr>
-      </w:pPr>
-    </w:p>
-    <w:p>
-      <w:pPr>
-        <w:pStyle w:val="ListParagraph"/>
-        <w:numPr>
-          <w:ilvl w:val="0"/>
-          <w:numId w:val="20"/>
-        </w:numPr>
-        <w:spacing w:line="14" w:lineRule="atLeast"/>
-        <w:rPr>
-          <w:rFonts w:ascii="Times New Roman" w:hAnsi="Times New Roman" w:cs="Times New Roman"/>
-          <w:lang w:val="vi-VN"/>
-        </w:rPr>
-      </w:pPr>
-      <w:r>
-        <w:rPr>
-          <w:rFonts w:ascii="Times New Roman" w:hAnsi="Times New Roman" w:cs="Times New Roman"/>
-          <w:lang w:val="vi-VN"/>
-        </w:rPr>
-        <w:t>Có 26 bướ</w:t>
-      </w:r>
-      <w:r>
-        <w:rPr>
-          <w:rFonts w:ascii="Times New Roman" w:hAnsi="Times New Roman" w:cs="Times New Roman"/>
-          <w:lang w:val="vi-VN"/>
-        </w:rPr>
-        <w:t>c</w:t>
-      </w:r>
-    </w:p>
-    <w:p>
-      <w:pPr>
-        <w:pStyle w:val="ListParagraph"/>
-        <w:spacing w:line="14" w:lineRule="atLeast"/>
-        <w:rPr>
-          <w:rFonts w:ascii="Times New Roman" w:hAnsi="Times New Roman" w:cs="Times New Roman"/>
-          <w:lang w:val="vi-VN"/>
-        </w:rPr>
-      </w:pPr>
-    </w:p>
-    <w:p>
-      <w:pPr>
-        <w:pStyle w:val="ListParagraph"/>
-        <w:spacing w:line="14" w:lineRule="atLeast"/>
-        <w:rPr>
-          <w:rFonts w:ascii="Times New Roman" w:hAnsi="Times New Roman" w:cs="Times New Roman"/>
-          <w:lang w:val="vi-VN"/>
-        </w:rPr>
-      </w:pPr>
-    </w:p>
-    <w:p>
-      <w:pPr>
-        <w:pStyle w:val="ListParagraph"/>
-        <w:spacing w:line="14" w:lineRule="atLeast"/>
-        <w:rPr>
-          <w:rFonts w:ascii="Times New Roman" w:hAnsi="Times New Roman" w:cs="Times New Roman"/>
-          <w:lang w:val="vi-VN"/>
-        </w:rPr>
-      </w:pPr>
-    </w:p>
-    <w:p>
-      <w:pPr>
-        <w:pStyle w:val="ListParagraph"/>
-        <w:spacing w:line="14" w:lineRule="atLeast"/>
-        <w:rPr>
-          <w:rFonts w:ascii="Times New Roman" w:hAnsi="Times New Roman" w:cs="Times New Roman"/>
-          <w:lang w:val="vi-VN"/>
-        </w:rPr>
-      </w:pPr>
-    </w:p>
-    <w:p>
-      <w:pPr>
-        <w:pStyle w:val="ListParagraph"/>
-        <w:spacing w:line="14" w:lineRule="atLeast"/>
-        <w:rPr>
-          <w:rFonts w:ascii="Times New Roman" w:hAnsi="Times New Roman" w:cs="Times New Roman"/>
-          <w:lang w:val="vi-VN"/>
-        </w:rPr>
-      </w:pPr>
-    </w:p>
-    <w:p>
-      <w:pPr>
-        <w:pStyle w:val="ListParagraph"/>
-        <w:spacing w:line="14" w:lineRule="atLeast"/>
-        <w:rPr>
-          <w:rFonts w:ascii="Times New Roman" w:hAnsi="Times New Roman" w:cs="Times New Roman"/>
-          <w:lang w:val="vi-VN"/>
-        </w:rPr>
-      </w:pPr>
-    </w:p>
-    <w:p>
-      <w:pPr>
-        <w:pStyle w:val="ListParagraph"/>
-        <w:spacing w:line="14" w:lineRule="atLeast"/>
-        <w:rPr>
-          <w:rFonts w:ascii="Times New Roman" w:hAnsi="Times New Roman" w:cs="Times New Roman"/>
-          <w:lang w:val="vi-VN"/>
-        </w:rPr>
-      </w:pPr>
-    </w:p>
-    <w:p>
-      <w:pPr>
-        <w:pStyle w:val="ListParagraph"/>
-        <w:spacing w:line="14" w:lineRule="atLeast"/>
-        <w:rPr>
-          <w:rFonts w:ascii="Times New Roman" w:hAnsi="Times New Roman" w:cs="Times New Roman"/>
-          <w:lang w:val="vi-VN"/>
-        </w:rPr>
-      </w:pPr>
-    </w:p>
-    <w:p>
-      <w:pPr>
-        <w:pStyle w:val="ListParagraph"/>
-        <w:spacing w:line="14" w:lineRule="atLeast"/>
-        <w:ind w:left="0"/>
-        <w:rPr>
-          <w:rFonts w:ascii="Times New Roman" w:hAnsi="Times New Roman" w:cs="Times New Roman"/>
-          <w:b/>
-          <w:bCs/>
-          <w:lang w:val="vi-VN"/>
-        </w:rPr>
-      </w:pPr>
-      <w:r>
-        <w:rPr>
-          <w:rFonts w:ascii="Times New Roman" w:hAnsi="Times New Roman" w:cs="Times New Roman"/>
-          <w:b/>
-          <w:bCs/>
-          <w:lang w:val="vi-VN"/>
-        </w:rPr>
-        <w:lastRenderedPageBreak/>
-        <w:t>State</w:t>
-      </w:r>
-    </w:p>
-    <w:p>
-      <w:pPr>
-        <w:pStyle w:val="ListParagraph"/>
-        <w:spacing w:line="14" w:lineRule="atLeast"/>
-        <w:ind w:left="0"/>
-        <w:rPr>
-          <w:rFonts w:ascii="Times New Roman" w:hAnsi="Times New Roman" w:cs="Times New Roman"/>
-          <w:lang w:val="vi-VN"/>
-        </w:rPr>
-      </w:pPr>
-      <w:r>
-        <w:rPr>
-          <w:rFonts w:ascii="Times New Roman" w:hAnsi="Times New Roman" w:cs="Times New Roman"/>
-          <w:lang w:val="vi-VN"/>
-        </w:rPr>
-        <w:t>Bài toán là một cái khung gồm</w:t>
-      </w:r>
-      <w:r>
-        <w:rPr>
-          <w:rFonts w:ascii="Times New Roman" w:hAnsi="Times New Roman" w:cs="Times New Roman"/>
-          <w:lang w:val="vi-VN"/>
-        </w:rPr>
-        <w:t xml:space="preserve"> 3×3</w:t>
-      </w:r>
-      <w:r>
-        <w:rPr>
-          <w:rFonts w:ascii="Times New Roman" w:hAnsi="Times New Roman" w:cs="Times New Roman"/>
-          <w:lang w:val="vi-VN"/>
-        </w:rPr>
-        <w:t xml:space="preserve"> ô </w:t>
-      </w:r>
-      <w:r>
-        <w:rPr>
-          <w:rFonts w:ascii="Times New Roman" w:hAnsi="Times New Roman" w:cs="Times New Roman"/>
-          <w:lang w:val="vi-VN"/>
-        </w:rPr>
-        <w:t>(</w:t>
-      </w:r>
-      <w:r>
-        <w:rPr>
-          <w:rFonts w:ascii="Times New Roman" w:hAnsi="Times New Roman" w:cs="Times New Roman"/>
-          <w:lang w:val="vi-VN"/>
-        </w:rPr>
-        <w:t>bao gồm</w:t>
-      </w:r>
-      <w:r>
-        <w:rPr>
-          <w:rFonts w:ascii="Times New Roman" w:hAnsi="Times New Roman" w:cs="Times New Roman"/>
-          <w:lang w:val="vi-VN"/>
-        </w:rPr>
-        <w:t xml:space="preserve"> 8 ô </w:t>
-      </w:r>
-      <w:r>
-        <w:rPr>
-          <w:rFonts w:ascii="Times New Roman" w:hAnsi="Times New Roman" w:cs="Times New Roman"/>
-          <w:lang w:val="vi-VN"/>
-        </w:rPr>
-        <w:t xml:space="preserve">được đánh </w:t>
-      </w:r>
-      <w:r>
-        <w:rPr>
-          <w:rFonts w:ascii="Times New Roman" w:hAnsi="Times New Roman" w:cs="Times New Roman"/>
-          <w:lang w:val="vi-VN"/>
-        </w:rPr>
-        <w:t xml:space="preserve">số </w:t>
-      </w:r>
-      <w:r>
-        <w:rPr>
-          <w:rFonts w:ascii="Times New Roman" w:hAnsi="Times New Roman" w:cs="Times New Roman"/>
-          <w:lang w:val="vi-VN"/>
-        </w:rPr>
-        <w:t xml:space="preserve">1 -&gt; 8 </w:t>
-      </w:r>
-      <w:r>
-        <w:rPr>
-          <w:rFonts w:ascii="Times New Roman" w:hAnsi="Times New Roman" w:cs="Times New Roman"/>
-          <w:lang w:val="vi-VN"/>
-        </w:rPr>
-        <w:t xml:space="preserve">và 1 ô trống). </w:t>
-      </w:r>
-      <w:r>
-        <w:rPr>
-          <w:rFonts w:ascii="Times New Roman" w:hAnsi="Times New Roman" w:cs="Times New Roman"/>
-          <w:lang w:val="vi-VN"/>
-        </w:rPr>
-        <w:t>Được</w:t>
-      </w:r>
-      <w:r>
-        <w:rPr>
-          <w:rFonts w:ascii="Times New Roman" w:hAnsi="Times New Roman" w:cs="Times New Roman"/>
-          <w:lang w:val="vi-VN"/>
-        </w:rPr>
-        <w:t xml:space="preserve"> biểu diễn bằng ma trận 3×3.</w:t>
-      </w:r>
-    </w:p>
-    <w:p>
-      <w:pPr>
-        <w:pStyle w:val="ListParagraph"/>
-        <w:spacing w:line="14" w:lineRule="atLeast"/>
-        <w:ind w:left="0"/>
-        <w:rPr>
-          <w:rFonts w:ascii="Times New Roman" w:hAnsi="Times New Roman" w:cs="Times New Roman"/>
-          <w:lang w:val="vi-VN"/>
-        </w:rPr>
-      </w:pPr>
-    </w:p>
-    <w:p>
-      <w:pPr>
-        <w:pStyle w:val="ListParagraph"/>
-        <w:spacing w:line="14" w:lineRule="atLeast"/>
-        <w:ind w:left="0"/>
-        <w:rPr>
-          <w:rFonts w:ascii="Times New Roman" w:hAnsi="Times New Roman" w:cs="Times New Roman"/>
-          <w:b/>
-          <w:bCs/>
-          <w:lang w:val="vi-VN"/>
-        </w:rPr>
-      </w:pPr>
-      <w:r>
-        <w:rPr>
-          <w:rFonts w:ascii="Times New Roman" w:hAnsi="Times New Roman" w:cs="Times New Roman"/>
-          <w:b/>
-          <w:bCs/>
-          <w:lang w:val="vi-VN"/>
-        </w:rPr>
-        <w:t>Actions</w:t>
-      </w:r>
-    </w:p>
-    <w:p>
-      <w:pPr>
-        <w:pStyle w:val="ListParagraph"/>
-        <w:spacing w:line="14" w:lineRule="atLeast"/>
-        <w:ind w:left="0"/>
-        <w:rPr>
-          <w:rFonts w:ascii="Times New Roman" w:hAnsi="Times New Roman" w:cs="Times New Roman"/>
-          <w:lang w:val="vi-VN"/>
-        </w:rPr>
-      </w:pPr>
-      <w:r>
-        <w:rPr>
-          <w:rFonts w:ascii="Times New Roman" w:hAnsi="Times New Roman" w:cs="Times New Roman"/>
-          <w:lang w:val="vi-VN"/>
-        </w:rPr>
-        <w:t>Có 4 hành động</w:t>
-      </w:r>
-      <w:r>
-        <w:rPr>
-          <w:rFonts w:ascii="Times New Roman" w:hAnsi="Times New Roman" w:cs="Times New Roman"/>
-          <w:lang w:val="vi-VN"/>
-        </w:rPr>
-        <w:t xml:space="preserve"> cho ô trống</w:t>
-      </w:r>
-      <w:r>
-        <w:rPr>
-          <w:rFonts w:ascii="Times New Roman" w:hAnsi="Times New Roman" w:cs="Times New Roman"/>
-          <w:lang w:val="vi-VN"/>
-        </w:rPr>
-        <w:t xml:space="preserve">: di chuyển ô trống sang </w:t>
-      </w:r>
-      <w:r>
-        <w:rPr>
-          <w:rFonts w:ascii="Times New Roman" w:hAnsi="Times New Roman" w:cs="Times New Roman"/>
-          <w:lang w:val="vi-VN"/>
-        </w:rPr>
-        <w:t>lên (up), xuống (down), trái (left), phải (right)</w:t>
-      </w:r>
-      <w:r>
-        <w:rPr>
-          <w:rFonts w:ascii="Times New Roman" w:hAnsi="Times New Roman" w:cs="Times New Roman"/>
-          <w:lang w:val="vi-VN"/>
-        </w:rPr>
-        <w:t xml:space="preserve"> tùy vị trí hiện tại của ô trống.</w:t>
-      </w:r>
-    </w:p>
-    <w:p>
-      <w:pPr>
-        <w:pStyle w:val="ListParagraph"/>
-        <w:spacing w:line="14" w:lineRule="atLeast"/>
-        <w:ind w:left="0"/>
-        <w:rPr>
-          <w:rFonts w:ascii="Times New Roman" w:hAnsi="Times New Roman" w:cs="Times New Roman"/>
-          <w:lang w:val="vi-VN"/>
-        </w:rPr>
-      </w:pPr>
-    </w:p>
-    <w:p>
-      <w:pPr>
-        <w:pStyle w:val="ListParagraph"/>
-        <w:spacing w:line="14" w:lineRule="atLeast"/>
-        <w:ind w:left="0"/>
-        <w:rPr>
-          <w:rFonts w:ascii="Times New Roman" w:hAnsi="Times New Roman" w:cs="Times New Roman"/>
-          <w:b/>
-          <w:bCs/>
-          <w:lang w:val="vi-VN"/>
-        </w:rPr>
-      </w:pPr>
-      <w:r>
-        <w:rPr>
-          <w:rFonts w:ascii="Times New Roman" w:hAnsi="Times New Roman" w:cs="Times New Roman"/>
-          <w:b/>
-          <w:bCs/>
-          <w:lang w:val="vi-VN"/>
-        </w:rPr>
-        <w:t>Goal Test</w:t>
-      </w:r>
-    </w:p>
-    <w:p>
-      <w:pPr>
-        <w:pStyle w:val="ListParagraph"/>
-        <w:spacing w:line="14" w:lineRule="atLeast"/>
-        <w:ind w:left="0"/>
-        <w:rPr>
-          <w:rFonts w:ascii="Times New Roman" w:hAnsi="Times New Roman" w:cs="Times New Roman"/>
-          <w:lang w:val="vi-VN"/>
-        </w:rPr>
-      </w:pPr>
-      <w:r>
-        <w:rPr>
-          <w:rFonts w:ascii="Times New Roman" w:hAnsi="Times New Roman" w:cs="Times New Roman"/>
-          <w:lang w:val="vi-VN"/>
-        </w:rPr>
-        <w:t>Ta k</w:t>
-      </w:r>
-      <w:r>
-        <w:rPr>
-          <w:rFonts w:ascii="Times New Roman" w:hAnsi="Times New Roman" w:cs="Times New Roman"/>
-          <w:lang w:val="vi-VN"/>
-        </w:rPr>
-        <w:t>iểm tra xem state hiện tại có đúng bằng state đích đã cho hay không (so sánh từng ô</w:t>
-      </w:r>
-      <w:r>
-        <w:rPr>
-          <w:rFonts w:ascii="Times New Roman" w:hAnsi="Times New Roman" w:cs="Times New Roman"/>
-          <w:lang w:val="vi-VN"/>
-        </w:rPr>
-        <w:t xml:space="preserve"> với kết quả/đích</w:t>
-      </w:r>
-      <w:r>
-        <w:rPr>
-          <w:rFonts w:ascii="Times New Roman" w:hAnsi="Times New Roman" w:cs="Times New Roman"/>
-          <w:lang w:val="vi-VN"/>
-        </w:rPr>
-        <w:t>).</w:t>
-      </w:r>
-    </w:p>
-    <w:p>
-      <w:pPr>
-        <w:pStyle w:val="ListParagraph"/>
-        <w:spacing w:line="14" w:lineRule="atLeast"/>
-        <w:ind w:hanging="720"/>
-        <w:rPr>
-          <w:rFonts w:ascii="Times New Roman" w:hAnsi="Times New Roman" w:cs="Times New Roman"/>
-          <w:lang w:val="vi-VN"/>
-        </w:rPr>
-      </w:pPr>
-    </w:p>
-    <w:p>
-      <w:pPr>
-        <w:pStyle w:val="ListParagraph"/>
-        <w:spacing w:line="14" w:lineRule="atLeast"/>
-        <w:ind w:hanging="720"/>
-        <w:rPr>
-          <w:rFonts w:ascii="Times New Roman" w:hAnsi="Times New Roman" w:cs="Times New Roman"/>
-          <w:b/>
-          <w:bCs/>
-          <w:lang w:val="vi-VN"/>
-        </w:rPr>
-      </w:pPr>
-      <w:r>
-        <w:rPr>
-          <w:rFonts w:ascii="Times New Roman" w:hAnsi="Times New Roman" w:cs="Times New Roman"/>
-          <w:b/>
-          <w:bCs/>
-          <w:lang w:val="vi-VN"/>
-        </w:rPr>
-        <w:t>Path Cost</w:t>
-      </w:r>
-    </w:p>
-    <w:p>
-      <w:pPr>
-        <w:pStyle w:val="ListParagraph"/>
-        <w:spacing w:line="14" w:lineRule="atLeast"/>
-        <w:ind w:left="0"/>
-        <w:rPr>
-          <w:rFonts w:ascii="Times New Roman" w:hAnsi="Times New Roman" w:cs="Times New Roman"/>
-          <w:lang w:val="vi-VN"/>
-        </w:rPr>
-      </w:pPr>
-      <w:r>
-        <w:rPr>
-          <w:rFonts w:ascii="Times New Roman" w:hAnsi="Times New Roman" w:cs="Times New Roman"/>
-          <w:lang w:val="vi-VN"/>
-        </w:rPr>
-        <w:t xml:space="preserve">Chi phí mỗi bước di chuyển bằng 1. Tổng path cost = tổng số bước di chuyển từ start đến </w:t>
-      </w:r>
-      <w:r>
-        <w:rPr>
-          <w:rFonts w:ascii="Times New Roman" w:hAnsi="Times New Roman" w:cs="Times New Roman"/>
-          <w:lang w:val="vi-VN"/>
-        </w:rPr>
-        <w:t>goal state (t</w:t>
-      </w:r>
-      <w:r>
-        <w:rPr>
-          <w:rFonts w:ascii="Times New Roman" w:hAnsi="Times New Roman" w:cs="Times New Roman"/>
-          <w:lang w:val="vi-VN"/>
-        </w:rPr>
-        <w:t xml:space="preserve">rong </w:t>
-      </w:r>
-      <w:r>
-        <w:rPr>
-          <w:rFonts w:ascii="Times New Roman" w:hAnsi="Times New Roman" w:cs="Times New Roman"/>
-          <w:lang w:val="vi-VN"/>
-        </w:rPr>
-        <w:t>bài</w:t>
-      </w:r>
-      <w:r>
-        <w:rPr>
-          <w:rFonts w:ascii="Times New Roman" w:hAnsi="Times New Roman" w:cs="Times New Roman"/>
-          <w:lang w:val="vi-VN"/>
-        </w:rPr>
-        <w:t xml:space="preserve"> này</w:t>
-      </w:r>
-      <w:r>
-        <w:rPr>
-          <w:rFonts w:ascii="Times New Roman" w:hAnsi="Times New Roman" w:cs="Times New Roman"/>
-          <w:lang w:val="vi-VN"/>
-        </w:rPr>
-        <w:t xml:space="preserve"> </w:t>
-      </w:r>
-      <w:r>
-        <w:rPr>
-          <w:rFonts w:ascii="Times New Roman" w:hAnsi="Times New Roman" w:cs="Times New Roman"/>
-          <w:lang w:val="vi-VN"/>
-        </w:rPr>
-        <w:t>path cost = 26</w:t>
-      </w:r>
-      <w:r>
-        <w:rPr>
-          <w:rFonts w:ascii="Times New Roman" w:hAnsi="Times New Roman" w:cs="Times New Roman"/>
-          <w:lang w:val="vi-VN"/>
-        </w:rPr>
-        <w:t>)</w:t>
-      </w:r>
-    </w:p>
-    <w:p>
-      <w:pPr>
-        <w:pStyle w:val="ListParagraph"/>
-        <w:spacing w:line="14" w:lineRule="atLeast"/>
-        <w:rPr>
-          <w:rFonts w:ascii="Times New Roman" w:hAnsi="Times New Roman" w:cs="Times New Roman"/>
-          <w:lang w:val="vi-VN"/>
-        </w:rPr>
-      </w:pPr>
-    </w:p>
-    <w:p>
-      <w:pPr>
-        <w:pStyle w:val="ListParagraph"/>
-        <w:spacing w:line="14" w:lineRule="atLeast"/>
-        <w:rPr>
-          <w:rFonts w:ascii="Times New Roman" w:hAnsi="Times New Roman" w:cs="Times New Roman"/>
-          <w:lang w:val="vi-VN"/>
-        </w:rPr>
-      </w:pPr>
-    </w:p>
-    <w:p>
-      <w:pPr>
-        <w:spacing w:line="14" w:lineRule="atLeast"/>
-        <w:rPr>
-          <w:rFonts w:ascii="Times New Roman" w:hAnsi="Times New Roman" w:cs="Times New Roman"/>
-          <w:sz w:val="18"/>
-          <w:szCs w:val="18"/>
+        <w:rPr>
+          <w:rFonts w:ascii="Times New Roman" w:hAnsi="Times New Roman" w:cs="Times New Roman"/>
           <w:lang w:val="vi-VN"/>
         </w:rPr>
       </w:pPr>
@@ -1679,7 +339,7 @@
 </file>
 
 <file path=word/endnotes.xml><?xml version="1.0" encoding="utf-8"?>
-<w:endnotes xmlns:wpc="http://schemas.microsoft.com/office/word/2010/wordprocessingCanvas" xmlns:cx="http://schemas.microsoft.com/office/drawing/2014/chartex" xmlns:cx1="http://schemas.microsoft.com/office/drawing/2015/9/8/chartex" xmlns:cx2="http://schemas.microsoft.com/office/drawing/2015/10/21/chartex" xmlns:cx3="http://schemas.microsoft.com/office/drawing/2016/5/9/chartex" xmlns:cx4="http://schemas.microsoft.com/office/drawing/2016/5/10/chartex" xmlns:cx5="http://schemas.microsoft.com/office/drawing/2016/5/11/chartex" xmlns:cx6="http://schemas.microsoft.com/office/drawing/2016/5/12/chartex" xmlns:cx7="http://schemas.microsoft.com/office/drawing/2016/5/13/chartex" xmlns:cx8="http://schemas.microsoft.com/office/drawing/2016/5/14/chartex" xmlns:mc="http://schemas.openxmlformats.org/markup-compatibility/2006" xmlns:aink="http://schemas.microsoft.com/office/drawing/2016/ink" xmlns:am3d="http://schemas.microsoft.com/office/drawing/2017/model3d" xmlns:o="urn:schemas-microsoft-com:office:office" xmlns:r="http://schemas.openxmlformats.org/officeDocument/2006/relationships" xmlns:m="http://schemas.openxmlformats.org/officeDocument/2006/math" xmlns:v="urn:schemas-microsoft-com:vml" xmlns:wp14="http://schemas.microsoft.com/office/word/2010/wordprocessingDrawing" xmlns:wp="http://schemas.openxmlformats.org/drawingml/2006/wordprocessingDrawing" xmlns:w10="urn:schemas-microsoft-com:office:word" xmlns:w="http://schemas.openxmlformats.org/wordprocessingml/2006/main" xmlns:w14="http://schemas.microsoft.com/office/word/2010/wordml" xmlns:w15="http://schemas.microsoft.com/office/word/2012/wordml" xmlns:w16cex="http://schemas.microsoft.com/office/word/2018/wordml/cex" xmlns:w16cid="http://schemas.microsoft.com/office/word/2016/wordml/cid" xmlns:w16="http://schemas.microsoft.com/office/word/2018/wordml" xmlns:w16sdtdh="http://schemas.microsoft.com/office/word/2020/wordml/sdtdatahash" xmlns:w16se="http://schemas.microsoft.com/office/word/2015/wordml/symex" xmlns:wpg="http://schemas.microsoft.com/office/word/2010/wordprocessingGroup" xmlns:wpi="http://schemas.microsoft.com/office/word/2010/wordprocessingInk" xmlns:wne="http://schemas.microsoft.com/office/word/2006/wordml" xmlns:wps="http://schemas.microsoft.com/office/word/2010/wordprocessingShape" mc:Ignorable="w14 w15 w16se w16cid w16 w16cex w16sdtdh wp14">
+<w:endnotes xmlns:wpc="http://schemas.microsoft.com/office/word/2010/wordprocessingCanvas" xmlns:cx="http://schemas.microsoft.com/office/drawing/2014/chartex" xmlns:cx1="http://schemas.microsoft.com/office/drawing/2015/9/8/chartex" xmlns:cx2="http://schemas.microsoft.com/office/drawing/2015/10/21/chartex" xmlns:cx3="http://schemas.microsoft.com/office/drawing/2016/5/9/chartex" xmlns:cx4="http://schemas.microsoft.com/office/drawing/2016/5/10/chartex" xmlns:cx5="http://schemas.microsoft.com/office/drawing/2016/5/11/chartex" xmlns:cx6="http://schemas.microsoft.com/office/drawing/2016/5/12/chartex" xmlns:cx7="http://schemas.microsoft.com/office/drawing/2016/5/13/chartex" xmlns:cx8="http://schemas.microsoft.com/office/drawing/2016/5/14/chartex" xmlns:mc="http://schemas.openxmlformats.org/markup-compatibility/2006" xmlns:aink="http://schemas.microsoft.com/office/drawing/2016/ink" xmlns:am3d="http://schemas.microsoft.com/office/drawing/2017/model3d" xmlns:o="urn:schemas-microsoft-com:office:office" xmlns:oel="http://schemas.microsoft.com/office/2019/extlst" xmlns:r="http://schemas.openxmlformats.org/officeDocument/2006/relationships" xmlns:m="http://schemas.openxmlformats.org/officeDocument/2006/math" xmlns:v="urn:schemas-microsoft-com:vml" xmlns:wp14="http://schemas.microsoft.com/office/word/2010/wordprocessingDrawing" xmlns:wp="http://schemas.openxmlformats.org/drawingml/2006/wordprocessingDrawing" xmlns:w10="urn:schemas-microsoft-com:office:word" xmlns:w="http://schemas.openxmlformats.org/wordprocessingml/2006/main" xmlns:w14="http://schemas.microsoft.com/office/word/2010/wordml" xmlns:w15="http://schemas.microsoft.com/office/word/2012/wordml" xmlns:w16cex="http://schemas.microsoft.com/office/word/2018/wordml/cex" xmlns:w16cid="http://schemas.microsoft.com/office/word/2016/wordml/cid" xmlns:w16="http://schemas.microsoft.com/office/word/2018/wordml" xmlns:w16du="http://schemas.microsoft.com/office/word/2023/wordml/word16du" xmlns:w16sdtdh="http://schemas.microsoft.com/office/word/2020/wordml/sdtdatahash" xmlns:w16sdtfl="http://schemas.microsoft.com/office/word/2024/wordml/sdtformatlock" xmlns:w16se="http://schemas.microsoft.com/office/word/2015/wordml/symex" xmlns:wpg="http://schemas.microsoft.com/office/word/2010/wordprocessingGroup" xmlns:wpi="http://schemas.microsoft.com/office/word/2010/wordprocessingInk" xmlns:wne="http://schemas.microsoft.com/office/word/2006/wordml" xmlns:wps="http://schemas.microsoft.com/office/word/2010/wordprocessingShape" mc:Ignorable="w14 w15 w16se w16cid w16 w16cex w16sdtdh w16sdtfl w16du wp14">
   <w:endnote w:type="separator" w:id="-1">
     <w:p>
       <w:r>
@@ -1698,7 +358,7 @@
 </file>
 
 <file path=word/footnotes.xml><?xml version="1.0" encoding="utf-8"?>
-<w:footnotes xmlns:wpc="http://schemas.microsoft.com/office/word/2010/wordprocessingCanvas" xmlns:cx="http://schemas.microsoft.com/office/drawing/2014/chartex" xmlns:cx1="http://schemas.microsoft.com/office/drawing/2015/9/8/chartex" xmlns:cx2="http://schemas.microsoft.com/office/drawing/2015/10/21/chartex" xmlns:cx3="http://schemas.microsoft.com/office/drawing/2016/5/9/chartex" xmlns:cx4="http://schemas.microsoft.com/office/drawing/2016/5/10/chartex" xmlns:cx5="http://schemas.microsoft.com/office/drawing/2016/5/11/chartex" xmlns:cx6="http://schemas.microsoft.com/office/drawing/2016/5/12/chartex" xmlns:cx7="http://schemas.microsoft.com/office/drawing/2016/5/13/chartex" xmlns:cx8="http://schemas.microsoft.com/office/drawing/2016/5/14/chartex" xmlns:mc="http://schemas.openxmlformats.org/markup-compatibility/2006" xmlns:aink="http://schemas.microsoft.com/office/drawing/2016/ink" xmlns:am3d="http://schemas.microsoft.com/office/drawing/2017/model3d" xmlns:o="urn:schemas-microsoft-com:office:office" xmlns:r="http://schemas.openxmlformats.org/officeDocument/2006/relationships" xmlns:m="http://schemas.openxmlformats.org/officeDocument/2006/math" xmlns:v="urn:schemas-microsoft-com:vml" xmlns:wp14="http://schemas.microsoft.com/office/word/2010/wordprocessingDrawing" xmlns:wp="http://schemas.openxmlformats.org/drawingml/2006/wordprocessingDrawing" xmlns:w10="urn:schemas-microsoft-com:office:word" xmlns:w="http://schemas.openxmlformats.org/wordprocessingml/2006/main" xmlns:w14="http://schemas.microsoft.com/office/word/2010/wordml" xmlns:w15="http://schemas.microsoft.com/office/word/2012/wordml" xmlns:w16cex="http://schemas.microsoft.com/office/word/2018/wordml/cex" xmlns:w16cid="http://schemas.microsoft.com/office/word/2016/wordml/cid" xmlns:w16="http://schemas.microsoft.com/office/word/2018/wordml" xmlns:w16sdtdh="http://schemas.microsoft.com/office/word/2020/wordml/sdtdatahash" xmlns:w16se="http://schemas.microsoft.com/office/word/2015/wordml/symex" xmlns:wpg="http://schemas.microsoft.com/office/word/2010/wordprocessingGroup" xmlns:wpi="http://schemas.microsoft.com/office/word/2010/wordprocessingInk" xmlns:wne="http://schemas.microsoft.com/office/word/2006/wordml" xmlns:wps="http://schemas.microsoft.com/office/word/2010/wordprocessingShape" mc:Ignorable="w14 w15 w16se w16cid w16 w16cex w16sdtdh wp14">
+<w:footnotes xmlns:wpc="http://schemas.microsoft.com/office/word/2010/wordprocessingCanvas" xmlns:cx="http://schemas.microsoft.com/office/drawing/2014/chartex" xmlns:cx1="http://schemas.microsoft.com/office/drawing/2015/9/8/chartex" xmlns:cx2="http://schemas.microsoft.com/office/drawing/2015/10/21/chartex" xmlns:cx3="http://schemas.microsoft.com/office/drawing/2016/5/9/chartex" xmlns:cx4="http://schemas.microsoft.com/office/drawing/2016/5/10/chartex" xmlns:cx5="http://schemas.microsoft.com/office/drawing/2016/5/11/chartex" xmlns:cx6="http://schemas.microsoft.com/office/drawing/2016/5/12/chartex" xmlns:cx7="http://schemas.microsoft.com/office/drawing/2016/5/13/chartex" xmlns:cx8="http://schemas.microsoft.com/office/drawing/2016/5/14/chartex" xmlns:mc="http://schemas.openxmlformats.org/markup-compatibility/2006" xmlns:aink="http://schemas.microsoft.com/office/drawing/2016/ink" xmlns:am3d="http://schemas.microsoft.com/office/drawing/2017/model3d" xmlns:o="urn:schemas-microsoft-com:office:office" xmlns:oel="http://schemas.microsoft.com/office/2019/extlst" xmlns:r="http://schemas.openxmlformats.org/officeDocument/2006/relationships" xmlns:m="http://schemas.openxmlformats.org/officeDocument/2006/math" xmlns:v="urn:schemas-microsoft-com:vml" xmlns:wp14="http://schemas.microsoft.com/office/word/2010/wordprocessingDrawing" xmlns:wp="http://schemas.openxmlformats.org/drawingml/2006/wordprocessingDrawing" xmlns:w10="urn:schemas-microsoft-com:office:word" xmlns:w="http://schemas.openxmlformats.org/wordprocessingml/2006/main" xmlns:w14="http://schemas.microsoft.com/office/word/2010/wordml" xmlns:w15="http://schemas.microsoft.com/office/word/2012/wordml" xmlns:w16cex="http://schemas.microsoft.com/office/word/2018/wordml/cex" xmlns:w16cid="http://schemas.microsoft.com/office/word/2016/wordml/cid" xmlns:w16="http://schemas.microsoft.com/office/word/2018/wordml" xmlns:w16du="http://schemas.microsoft.com/office/word/2023/wordml/word16du" xmlns:w16sdtdh="http://schemas.microsoft.com/office/word/2020/wordml/sdtdatahash" xmlns:w16sdtfl="http://schemas.microsoft.com/office/word/2024/wordml/sdtformatlock" xmlns:w16se="http://schemas.microsoft.com/office/word/2015/wordml/symex" xmlns:wpg="http://schemas.microsoft.com/office/word/2010/wordprocessingGroup" xmlns:wpi="http://schemas.microsoft.com/office/word/2010/wordprocessingInk" xmlns:wne="http://schemas.microsoft.com/office/word/2006/wordml" xmlns:wps="http://schemas.microsoft.com/office/word/2010/wordprocessingShape" mc:Ignorable="w14 w15 w16se w16cid w16 w16cex w16sdtdh w16sdtfl w16du wp14">
   <w:footnote w:type="separator" w:id="-1">
     <w:p>
       <w:r>
@@ -1717,7 +377,7 @@
 </file>
 
 <file path=word/numbering.xml><?xml version="1.0" encoding="utf-8"?>
-<w:numbering xmlns:wpc="http://schemas.microsoft.com/office/word/2010/wordprocessingCanvas" xmlns:cx="http://schemas.microsoft.com/office/drawing/2014/chartex" xmlns:cx1="http://schemas.microsoft.com/office/drawing/2015/9/8/chartex" xmlns:cx2="http://schemas.microsoft.com/office/drawing/2015/10/21/chartex" xmlns:cx3="http://schemas.microsoft.com/office/drawing/2016/5/9/chartex" xmlns:cx4="http://schemas.microsoft.com/office/drawing/2016/5/10/chartex" xmlns:cx5="http://schemas.microsoft.com/office/drawing/2016/5/11/chartex" xmlns:cx6="http://schemas.microsoft.com/office/drawing/2016/5/12/chartex" xmlns:cx7="http://schemas.microsoft.com/office/drawing/2016/5/13/chartex" xmlns:cx8="http://schemas.microsoft.com/office/drawing/2016/5/14/chartex" xmlns:mc="http://schemas.openxmlformats.org/markup-compatibility/2006" xmlns:aink="http://schemas.microsoft.com/office/drawing/2016/ink" xmlns:am3d="http://schemas.microsoft.com/office/drawing/2017/model3d" xmlns:o="urn:schemas-microsoft-com:office:office" xmlns:r="http://schemas.openxmlformats.org/officeDocument/2006/relationships" xmlns:m="http://schemas.openxmlformats.org/officeDocument/2006/math" xmlns:v="urn:schemas-microsoft-com:vml" xmlns:wp14="http://schemas.microsoft.com/office/word/2010/wordprocessingDrawing" xmlns:wp="http://schemas.openxmlformats.org/drawingml/2006/wordprocessingDrawing" xmlns:w10="urn:schemas-microsoft-com:office:word" xmlns:w="http://schemas.openxmlformats.org/wordprocessingml/2006/main" xmlns:w14="http://schemas.microsoft.com/office/word/2010/wordml" xmlns:w15="http://schemas.microsoft.com/office/word/2012/wordml" xmlns:w16cex="http://schemas.microsoft.com/office/word/2018/wordml/cex" xmlns:w16cid="http://schemas.microsoft.com/office/word/2016/wordml/cid" xmlns:w16="http://schemas.microsoft.com/office/word/2018/wordml" xmlns:w16sdtdh="http://schemas.microsoft.com/office/word/2020/wordml/sdtdatahash" xmlns:w16se="http://schemas.microsoft.com/office/word/2015/wordml/symex" xmlns:wpg="http://schemas.microsoft.com/office/word/2010/wordprocessingGroup" xmlns:wpi="http://schemas.microsoft.com/office/word/2010/wordprocessingInk" xmlns:wne="http://schemas.microsoft.com/office/word/2006/wordml" xmlns:wps="http://schemas.microsoft.com/office/word/2010/wordprocessingShape" mc:Ignorable="w14 w15 w16se w16cid w16 w16cex w16sdtdh wp14">
+<w:numbering xmlns:wpc="http://schemas.microsoft.com/office/word/2010/wordprocessingCanvas" xmlns:cx="http://schemas.microsoft.com/office/drawing/2014/chartex" xmlns:cx1="http://schemas.microsoft.com/office/drawing/2015/9/8/chartex" xmlns:cx2="http://schemas.microsoft.com/office/drawing/2015/10/21/chartex" xmlns:cx3="http://schemas.microsoft.com/office/drawing/2016/5/9/chartex" xmlns:cx4="http://schemas.microsoft.com/office/drawing/2016/5/10/chartex" xmlns:cx5="http://schemas.microsoft.com/office/drawing/2016/5/11/chartex" xmlns:cx6="http://schemas.microsoft.com/office/drawing/2016/5/12/chartex" xmlns:cx7="http://schemas.microsoft.com/office/drawing/2016/5/13/chartex" xmlns:cx8="http://schemas.microsoft.com/office/drawing/2016/5/14/chartex" xmlns:mc="http://schemas.openxmlformats.org/markup-compatibility/2006" xmlns:aink="http://schemas.microsoft.com/office/drawing/2016/ink" xmlns:am3d="http://schemas.microsoft.com/office/drawing/2017/model3d" xmlns:o="urn:schemas-microsoft-com:office:office" xmlns:oel="http://schemas.microsoft.com/office/2019/extlst" xmlns:r="http://schemas.openxmlformats.org/officeDocument/2006/relationships" xmlns:m="http://schemas.openxmlformats.org/officeDocument/2006/math" xmlns:v="urn:schemas-microsoft-com:vml" xmlns:wp14="http://schemas.microsoft.com/office/word/2010/wordprocessingDrawing" xmlns:wp="http://schemas.openxmlformats.org/drawingml/2006/wordprocessingDrawing" xmlns:w10="urn:schemas-microsoft-com:office:word" xmlns:w="http://schemas.openxmlformats.org/wordprocessingml/2006/main" xmlns:w14="http://schemas.microsoft.com/office/word/2010/wordml" xmlns:w15="http://schemas.microsoft.com/office/word/2012/wordml" xmlns:w16cex="http://schemas.microsoft.com/office/word/2018/wordml/cex" xmlns:w16cid="http://schemas.microsoft.com/office/word/2016/wordml/cid" xmlns:w16="http://schemas.microsoft.com/office/word/2018/wordml" xmlns:w16du="http://schemas.microsoft.com/office/word/2023/wordml/word16du" xmlns:w16sdtdh="http://schemas.microsoft.com/office/word/2020/wordml/sdtdatahash" xmlns:w16sdtfl="http://schemas.microsoft.com/office/word/2024/wordml/sdtformatlock" xmlns:w16se="http://schemas.microsoft.com/office/word/2015/wordml/symex" xmlns:wpg="http://schemas.microsoft.com/office/word/2010/wordprocessingGroup" xmlns:wpi="http://schemas.microsoft.com/office/word/2010/wordprocessingInk" xmlns:wne="http://schemas.microsoft.com/office/word/2006/wordml" xmlns:wps="http://schemas.microsoft.com/office/word/2010/wordprocessingShape" mc:Ignorable="w14 w15 w16se w16cid w16 w16cex w16sdtdh w16sdtfl w16du wp14">
   <w:abstractNum w:abstractNumId="0" w15:restartNumberingAfterBreak="0">
     <w:nsid w:val="02726BC7"/>
     <w:multiLevelType w:val="hybridMultilevel"/>
@@ -3142,6 +1802,118 @@
     </w:lvl>
   </w:abstractNum>
   <w:abstractNum w:abstractNumId="15" w15:restartNumberingAfterBreak="0">
+    <w:nsid w:val="63225297"/>
+    <w:multiLevelType w:val="hybridMultilevel"/>
+    <w:tmpl w:val="CB588EEA"/>
+    <w:lvl w:ilvl="0" w:tplc="C2B084D8">
+      <w:numFmt w:val="bullet"/>
+      <w:lvlText w:val="-"/>
+      <w:lvlJc w:val="left"/>
+      <w:pPr>
+        <w:ind w:left="720" w:hanging="360"/>
+      </w:pPr>
+      <w:rPr>
+        <w:rFonts w:ascii="Times New Roman" w:eastAsiaTheme="minorHAnsi" w:hAnsi="Times New Roman" w:cs="Times New Roman" w:hint="default"/>
+      </w:rPr>
+    </w:lvl>
+    <w:lvl w:ilvl="1" w:tplc="04090003" w:tentative="1">
+      <w:start w:val="1"/>
+      <w:numFmt w:val="bullet"/>
+      <w:lvlText w:val="o"/>
+      <w:lvlJc w:val="left"/>
+      <w:pPr>
+        <w:ind w:left="1440" w:hanging="360"/>
+      </w:pPr>
+      <w:rPr>
+        <w:rFonts w:ascii="Courier New" w:hAnsi="Courier New" w:cs="Courier New" w:hint="default"/>
+      </w:rPr>
+    </w:lvl>
+    <w:lvl w:ilvl="2" w:tplc="04090005" w:tentative="1">
+      <w:start w:val="1"/>
+      <w:numFmt w:val="bullet"/>
+      <w:lvlText w:val=""/>
+      <w:lvlJc w:val="left"/>
+      <w:pPr>
+        <w:ind w:left="2160" w:hanging="360"/>
+      </w:pPr>
+      <w:rPr>
+        <w:rFonts w:ascii="Wingdings" w:hAnsi="Wingdings" w:hint="default"/>
+      </w:rPr>
+    </w:lvl>
+    <w:lvl w:ilvl="3" w:tplc="04090001" w:tentative="1">
+      <w:start w:val="1"/>
+      <w:numFmt w:val="bullet"/>
+      <w:lvlText w:val=""/>
+      <w:lvlJc w:val="left"/>
+      <w:pPr>
+        <w:ind w:left="2880" w:hanging="360"/>
+      </w:pPr>
+      <w:rPr>
+        <w:rFonts w:ascii="Symbol" w:hAnsi="Symbol" w:hint="default"/>
+      </w:rPr>
+    </w:lvl>
+    <w:lvl w:ilvl="4" w:tplc="04090003" w:tentative="1">
+      <w:start w:val="1"/>
+      <w:numFmt w:val="bullet"/>
+      <w:lvlText w:val="o"/>
+      <w:lvlJc w:val="left"/>
+      <w:pPr>
+        <w:ind w:left="3600" w:hanging="360"/>
+      </w:pPr>
+      <w:rPr>
+        <w:rFonts w:ascii="Courier New" w:hAnsi="Courier New" w:cs="Courier New" w:hint="default"/>
+      </w:rPr>
+    </w:lvl>
+    <w:lvl w:ilvl="5" w:tplc="04090005" w:tentative="1">
+      <w:start w:val="1"/>
+      <w:numFmt w:val="bullet"/>
+      <w:lvlText w:val=""/>
+      <w:lvlJc w:val="left"/>
+      <w:pPr>
+        <w:ind w:left="4320" w:hanging="360"/>
+      </w:pPr>
+      <w:rPr>
+        <w:rFonts w:ascii="Wingdings" w:hAnsi="Wingdings" w:hint="default"/>
+      </w:rPr>
+    </w:lvl>
+    <w:lvl w:ilvl="6" w:tplc="04090001" w:tentative="1">
+      <w:start w:val="1"/>
+      <w:numFmt w:val="bullet"/>
+      <w:lvlText w:val=""/>
+      <w:lvlJc w:val="left"/>
+      <w:pPr>
+        <w:ind w:left="5040" w:hanging="360"/>
+      </w:pPr>
+      <w:rPr>
+        <w:rFonts w:ascii="Symbol" w:hAnsi="Symbol" w:hint="default"/>
+      </w:rPr>
+    </w:lvl>
+    <w:lvl w:ilvl="7" w:tplc="04090003" w:tentative="1">
+      <w:start w:val="1"/>
+      <w:numFmt w:val="bullet"/>
+      <w:lvlText w:val="o"/>
+      <w:lvlJc w:val="left"/>
+      <w:pPr>
+        <w:ind w:left="5760" w:hanging="360"/>
+      </w:pPr>
+      <w:rPr>
+        <w:rFonts w:ascii="Courier New" w:hAnsi="Courier New" w:cs="Courier New" w:hint="default"/>
+      </w:rPr>
+    </w:lvl>
+    <w:lvl w:ilvl="8" w:tplc="04090005" w:tentative="1">
+      <w:start w:val="1"/>
+      <w:numFmt w:val="bullet"/>
+      <w:lvlText w:val=""/>
+      <w:lvlJc w:val="left"/>
+      <w:pPr>
+        <w:ind w:left="6480" w:hanging="360"/>
+      </w:pPr>
+      <w:rPr>
+        <w:rFonts w:ascii="Wingdings" w:hAnsi="Wingdings" w:hint="default"/>
+      </w:rPr>
+    </w:lvl>
+  </w:abstractNum>
+  <w:abstractNum w:abstractNumId="16" w15:restartNumberingAfterBreak="0">
     <w:nsid w:val="65AC428C"/>
     <w:multiLevelType w:val="hybridMultilevel"/>
     <w:tmpl w:val="05F02852"/>
@@ -3254,7 +2026,7 @@
       </w:rPr>
     </w:lvl>
   </w:abstractNum>
-  <w:abstractNum w:abstractNumId="16" w15:restartNumberingAfterBreak="0">
+  <w:abstractNum w:abstractNumId="17" w15:restartNumberingAfterBreak="0">
     <w:nsid w:val="6DDC70A4"/>
     <w:multiLevelType w:val="hybridMultilevel"/>
     <w:tmpl w:val="7C4288EE"/>
@@ -3343,7 +2115,7 @@
       </w:pPr>
     </w:lvl>
   </w:abstractNum>
-  <w:abstractNum w:abstractNumId="17" w15:restartNumberingAfterBreak="0">
+  <w:abstractNum w:abstractNumId="18" w15:restartNumberingAfterBreak="0">
     <w:nsid w:val="6E340CB5"/>
     <w:multiLevelType w:val="hybridMultilevel"/>
     <w:tmpl w:val="3962F67C"/>
@@ -3432,7 +2204,7 @@
       </w:pPr>
     </w:lvl>
   </w:abstractNum>
-  <w:abstractNum w:abstractNumId="18" w15:restartNumberingAfterBreak="0">
+  <w:abstractNum w:abstractNumId="19" w15:restartNumberingAfterBreak="0">
     <w:nsid w:val="6FD81170"/>
     <w:multiLevelType w:val="hybridMultilevel"/>
     <w:tmpl w:val="9702CD3E"/>
@@ -3545,7 +2317,7 @@
       </w:rPr>
     </w:lvl>
   </w:abstractNum>
-  <w:abstractNum w:abstractNumId="19" w15:restartNumberingAfterBreak="0">
+  <w:abstractNum w:abstractNumId="20" w15:restartNumberingAfterBreak="0">
     <w:nsid w:val="757B5213"/>
     <w:multiLevelType w:val="hybridMultilevel"/>
     <w:tmpl w:val="484CF052"/>
@@ -3659,71 +2431,74 @@
       </w:rPr>
     </w:lvl>
   </w:abstractNum>
-  <w:num w:numId="1">
+  <w:num w:numId="1" w16cid:durableId="1301812959">
     <w:abstractNumId w:val="8"/>
   </w:num>
-  <w:num w:numId="2">
+  <w:num w:numId="2" w16cid:durableId="1114522535">
     <w:abstractNumId w:val="11"/>
   </w:num>
-  <w:num w:numId="3">
+  <w:num w:numId="3" w16cid:durableId="1931888010">
     <w:abstractNumId w:val="13"/>
   </w:num>
-  <w:num w:numId="4">
+  <w:num w:numId="4" w16cid:durableId="1684550698">
     <w:abstractNumId w:val="9"/>
   </w:num>
-  <w:num w:numId="5">
+  <w:num w:numId="5" w16cid:durableId="742335423">
     <w:abstractNumId w:val="14"/>
   </w:num>
-  <w:num w:numId="6">
+  <w:num w:numId="6" w16cid:durableId="789127599">
+    <w:abstractNumId w:val="18"/>
+  </w:num>
+  <w:num w:numId="7" w16cid:durableId="1307853108">
+    <w:abstractNumId w:val="4"/>
+  </w:num>
+  <w:num w:numId="8" w16cid:durableId="1169906566">
+    <w:abstractNumId w:val="1"/>
+  </w:num>
+  <w:num w:numId="9" w16cid:durableId="2043506615">
     <w:abstractNumId w:val="17"/>
   </w:num>
-  <w:num w:numId="7">
-    <w:abstractNumId w:val="4"/>
+  <w:num w:numId="10" w16cid:durableId="1950701826">
+    <w:abstractNumId w:val="12"/>
   </w:num>
-  <w:num w:numId="8">
-    <w:abstractNumId w:val="1"/>
-  </w:num>
-  <w:num w:numId="9">
+  <w:num w:numId="11" w16cid:durableId="331876096">
     <w:abstractNumId w:val="16"/>
   </w:num>
-  <w:num w:numId="10">
-    <w:abstractNumId w:val="12"/>
-  </w:num>
-  <w:num w:numId="11">
-    <w:abstractNumId w:val="15"/>
-  </w:num>
-  <w:num w:numId="12">
+  <w:num w:numId="12" w16cid:durableId="592589150">
     <w:abstractNumId w:val="2"/>
   </w:num>
-  <w:num w:numId="13">
+  <w:num w:numId="13" w16cid:durableId="1274441989">
     <w:abstractNumId w:val="5"/>
   </w:num>
-  <w:num w:numId="14">
+  <w:num w:numId="14" w16cid:durableId="1278096485">
     <w:abstractNumId w:val="0"/>
   </w:num>
-  <w:num w:numId="15">
-    <w:abstractNumId w:val="18"/>
+  <w:num w:numId="15" w16cid:durableId="1950965689">
+    <w:abstractNumId w:val="19"/>
   </w:num>
-  <w:num w:numId="16">
+  <w:num w:numId="16" w16cid:durableId="1101144612">
     <w:abstractNumId w:val="6"/>
   </w:num>
-  <w:num w:numId="17">
+  <w:num w:numId="17" w16cid:durableId="1520850134">
     <w:abstractNumId w:val="3"/>
   </w:num>
-  <w:num w:numId="18">
+  <w:num w:numId="18" w16cid:durableId="594366834">
     <w:abstractNumId w:val="10"/>
   </w:num>
-  <w:num w:numId="19">
+  <w:num w:numId="19" w16cid:durableId="56900087">
     <w:abstractNumId w:val="7"/>
   </w:num>
-  <w:num w:numId="20">
-    <w:abstractNumId w:val="19"/>
+  <w:num w:numId="20" w16cid:durableId="891695742">
+    <w:abstractNumId w:val="20"/>
+  </w:num>
+  <w:num w:numId="21" w16cid:durableId="505677209">
+    <w:abstractNumId w:val="15"/>
   </w:num>
 </w:numbering>
 </file>
 
 <file path=word/styles.xml><?xml version="1.0" encoding="utf-8"?>
-<w:styles xmlns:mc="http://schemas.openxmlformats.org/markup-compatibility/2006" xmlns:r="http://schemas.openxmlformats.org/officeDocument/2006/relationships" xmlns:w="http://schemas.openxmlformats.org/wordprocessingml/2006/main" xmlns:w14="http://schemas.microsoft.com/office/word/2010/wordml" xmlns:w15="http://schemas.microsoft.com/office/word/2012/wordml" xmlns:w16cex="http://schemas.microsoft.com/office/word/2018/wordml/cex" xmlns:w16cid="http://schemas.microsoft.com/office/word/2016/wordml/cid" xmlns:w16="http://schemas.microsoft.com/office/word/2018/wordml" xmlns:w16sdtdh="http://schemas.microsoft.com/office/word/2020/wordml/sdtdatahash" xmlns:w16se="http://schemas.microsoft.com/office/word/2015/wordml/symex" mc:Ignorable="w14 w15 w16se w16cid w16 w16cex w16sdtdh">
+<w:styles xmlns:mc="http://schemas.openxmlformats.org/markup-compatibility/2006" xmlns:r="http://schemas.openxmlformats.org/officeDocument/2006/relationships" xmlns:w="http://schemas.openxmlformats.org/wordprocessingml/2006/main" xmlns:w14="http://schemas.microsoft.com/office/word/2010/wordml" xmlns:w15="http://schemas.microsoft.com/office/word/2012/wordml" xmlns:w16cex="http://schemas.microsoft.com/office/word/2018/wordml/cex" xmlns:w16cid="http://schemas.microsoft.com/office/word/2016/wordml/cid" xmlns:w16="http://schemas.microsoft.com/office/word/2018/wordml" xmlns:w16du="http://schemas.microsoft.com/office/word/2023/wordml/word16du" xmlns:w16sdtdh="http://schemas.microsoft.com/office/word/2020/wordml/sdtdatahash" xmlns:w16sdtfl="http://schemas.microsoft.com/office/word/2024/wordml/sdtformatlock" xmlns:w16se="http://schemas.microsoft.com/office/word/2015/wordml/symex" mc:Ignorable="w14 w15 w16se w16cid w16 w16cex w16sdtdh w16sdtfl w16du">
   <w:docDefaults>
     <w:rPrDefault>
       <w:rPr>
@@ -4143,7 +2918,6 @@
   <w:style w:type="character" w:default="1" w:styleId="DefaultParagraphFont">
     <w:name w:val="Default Paragraph Font"/>
     <w:uiPriority w:val="1"/>
-    <w:semiHidden/>
     <w:unhideWhenUsed/>
   </w:style>
   <w:style w:type="table" w:default="1" w:styleId="TableNormal">
